--- a/doc/pacman-conception-jeu.docx
+++ b/doc/pacman-conception-jeu.docx
@@ -3,383 +3,11 @@
 <w:document xmlns:wpc="http://schemas.microsoft.com/office/word/2010/wordprocessingCanvas" xmlns:cx="http://schemas.microsoft.com/office/drawing/2014/chartex" xmlns:cx1="http://schemas.microsoft.com/office/drawing/2015/9/8/chartex" xmlns:cx2="http://schemas.microsoft.com/office/drawing/2015/10/21/chartex" xmlns:cx3="http://schemas.microsoft.com/office/drawing/2016/5/9/chartex" xmlns:cx4="http://schemas.microsoft.com/office/drawing/2016/5/10/chartex" xmlns:cx5="http://schemas.microsoft.com/office/drawing/2016/5/11/chartex" xmlns:cx6="http://schemas.microsoft.com/office/drawing/2016/5/12/chartex" xmlns:cx7="http://schemas.microsoft.com/office/drawing/2016/5/13/chartex" xmlns:cx8="http://schemas.microsoft.com/office/drawing/2016/5/14/chartex" xmlns:mc="http://schemas.openxmlformats.org/markup-compatibility/2006" xmlns:aink="http://schemas.microsoft.com/office/drawing/2016/ink" xmlns:am3d="http://schemas.microsoft.com/office/drawing/2017/model3d" xmlns:o="urn:schemas-microsoft-com:office:office" xmlns:oel="http://schemas.microsoft.com/office/2019/extlst" xmlns:r="http://schemas.openxmlformats.org/officeDocument/2006/relationships" xmlns:m="http://schemas.openxmlformats.org/officeDocument/2006/math" xmlns:v="urn:schemas-microsoft-com:vml" xmlns:wp14="http://schemas.microsoft.com/office/word/2010/wordprocessingDrawing" xmlns:wp="http://schemas.openxmlformats.org/drawingml/2006/wordprocessingDrawing" xmlns:w10="urn:schemas-microsoft-com:office:word" xmlns:w="http://schemas.openxmlformats.org/wordprocessingml/2006/main" xmlns:w14="http://schemas.microsoft.com/office/word/2010/wordml" xmlns:w15="http://schemas.microsoft.com/office/word/2012/wordml" xmlns:w16cex="http://schemas.microsoft.com/office/word/2018/wordml/cex" xmlns:w16cid="http://schemas.microsoft.com/office/word/2016/wordml/cid" xmlns:w16="http://schemas.microsoft.com/office/word/2018/wordml" xmlns:w16du="http://schemas.microsoft.com/office/word/2023/wordml/word16du" xmlns:w16sdtdh="http://schemas.microsoft.com/office/word/2020/wordml/sdtdatahash" xmlns:w16sdtfl="http://schemas.microsoft.com/office/word/2024/wordml/sdtformatlock" xmlns:w16se="http://schemas.microsoft.com/office/word/2015/wordml/symex" xmlns:wpg="http://schemas.microsoft.com/office/word/2010/wordprocessingGroup" xmlns:wpi="http://schemas.microsoft.com/office/word/2010/wordprocessingInk" xmlns:wne="http://schemas.microsoft.com/office/word/2006/wordml" xmlns:wps="http://schemas.microsoft.com/office/word/2010/wordprocessingShape" xmlns:a="http://schemas.openxmlformats.org/drawingml/2006/main" xmlns:pic="http://schemas.openxmlformats.org/drawingml/2006/picture" xmlns:a14="http://schemas.microsoft.com/office/drawing/2010/main" xmlns:woe="http://schemas.microsoft.com/office/word/2020/oembed" mc:Ignorable="w14 w15 w16se w16cid w16 w16cex w16sdtdh w16sdtfl w16du wp14">
   <w:body>
     <w:p>
-      <w:r>
-        <w:t>1</w:t>
-      </w:r>
-      <w:r>
-        <w:rPr>
-          <w:rFonts w:ascii="Aptos" w:hAnsi="Aptos" w:eastAsia="Aptos" w:cs="Aptos"/>
-        </w:rPr>
-        <w:t>. Un rapport de conception (à rendre avant l’implémentation) Il devra contenir :</w:t>
-      </w:r>
-    </w:p>
-    <w:p>
-      <w:r>
-        <w:rPr>
-          <w:rFonts w:ascii="Aptos" w:hAnsi="Aptos" w:eastAsia="Aptos" w:cs="Aptos"/>
-        </w:rPr>
-        <w:t xml:space="preserve"> — la structure générale du projet ;</w:t>
-      </w:r>
-    </w:p>
-    <w:p>
-      <w:r>
-        <w:rPr>
-          <w:rFonts w:ascii="Aptos" w:hAnsi="Aptos" w:eastAsia="Aptos" w:cs="Aptos"/>
-        </w:rPr>
-        <w:t xml:space="preserve"> — les interactions entre les fonctions et modules (diagrammes, schémas, carte mentale) ; </w:t>
-      </w:r>
-    </w:p>
-    <w:p>
-      <w:r>
-        <w:rPr>
-          <w:rFonts w:ascii="Aptos" w:hAnsi="Aptos" w:eastAsia="Aptos" w:cs="Aptos"/>
-        </w:rPr>
-        <w:t>— les choix de structures de données ;</w:t>
-      </w:r>
-    </w:p>
-    <w:p>
-      <w:r>
-        <w:rPr>
-          <w:rFonts w:ascii="Aptos" w:hAnsi="Aptos" w:eastAsia="Aptos" w:cs="Aptos"/>
-        </w:rPr>
-        <w:t xml:space="preserve"> — la répartition du travail entre les membres du groupe.</w:t>
-      </w:r>
-    </w:p>
-    <w:p>
-      <w:r>
-        <w:rPr>
-          <w:rFonts w:ascii="Aptos" w:hAnsi="Aptos" w:eastAsia="Aptos" w:cs="Aptos"/>
-        </w:rPr>
-        <w:t xml:space="preserve"> Ce rapport devra être validé avant que vous puissiez commencer l’implémentation.</w:t>
-      </w:r>
-    </w:p>
-    <w:p>
-      <w:pPr>
-        <w:rPr>
-          <w:rFonts w:ascii="Aptos" w:hAnsi="Aptos" w:eastAsia="Aptos" w:cs="Aptos"/>
-        </w:rPr>
-      </w:pPr>
-    </w:p>
-    <w:p>
-      <w:pPr>
-        <w:rPr>
-          <w:rFonts w:ascii="Aptos" w:hAnsi="Aptos" w:eastAsia="Aptos" w:cs="Aptos"/>
-          <w:u w:val="single"/>
-        </w:rPr>
-      </w:pPr>
-      <w:r>
-        <w:rPr>
-          <w:rFonts w:ascii="Aptos" w:hAnsi="Aptos" w:eastAsia="Aptos" w:cs="Aptos"/>
-          <w:u w:val="single"/>
-        </w:rPr>
-        <w:t xml:space="preserve">Cahier des charges minimal </w:t>
-      </w:r>
-    </w:p>
-    <w:p>
-      <w:r>
-        <w:rPr>
-          <w:rFonts w:ascii="Aptos" w:hAnsi="Aptos" w:eastAsia="Aptos" w:cs="Aptos"/>
-        </w:rPr>
-        <w:t>— Alertes notice.</w:t>
-      </w:r>
-    </w:p>
-    <w:p>
-      <w:r>
-        <w:rPr>
-          <w:rFonts w:ascii="Aptos" w:hAnsi="Aptos" w:eastAsia="Aptos" w:cs="Aptos"/>
-        </w:rPr>
-        <w:t>— Bouton “Lancer”.</w:t>
-      </w:r>
-    </w:p>
-    <w:p>
-      <w:pPr>
-        <w:rPr>
-          <w:rFonts w:ascii="Aptos" w:hAnsi="Aptos" w:eastAsia="Aptos" w:cs="Aptos"/>
-        </w:rPr>
-      </w:pPr>
-      <w:r>
-        <w:rPr>
-          <w:rFonts w:ascii="Aptos" w:hAnsi="Aptos" w:eastAsia="Aptos" w:cs="Aptos"/>
-        </w:rPr>
-        <w:t>— Grille de taille fixe (</w:t>
-      </w:r>
-      <w:r>
-        <w:rPr>
-          <w:rFonts w:ascii="Aptos" w:hAnsi="Aptos" w:eastAsia="Aptos" w:cs="Aptos"/>
-        </w:rPr>
-        <w:t>taille a redéfinir</w:t>
-      </w:r>
-      <w:r>
-        <w:rPr>
-          <w:rFonts w:ascii="Aptos" w:hAnsi="Aptos" w:eastAsia="Aptos" w:cs="Aptos"/>
-        </w:rPr>
-        <w:t>).</w:t>
-      </w:r>
-      <w:r>
-        <w:rPr>
-          <w:rFonts w:ascii="Aptos" w:hAnsi="Aptos" w:eastAsia="Aptos" w:cs="Aptos"/>
-        </w:rPr>
-        <w:t xml:space="preserve"> Dessiner un tableau:</w:t>
-      </w:r>
-      <w:r>
-        <w:rPr>
-          <w:rFonts w:ascii="Aptos" w:hAnsi="Aptos" w:eastAsia="Aptos" w:cs="Aptos"/>
-        </w:rPr>
-        <w:t xml:space="preserve"> (variable tableau):</w:t>
-      </w:r>
-    </w:p>
-    <w:p>
-      <w:pPr>
-        <w:rPr>
-          <w:rFonts w:ascii="Aptos" w:hAnsi="Aptos" w:eastAsia="Aptos" w:cs="Aptos"/>
-        </w:rPr>
-      </w:pPr>
-      <w:r>
-        <w:rPr>
-          <w:rFonts w:ascii="Aptos" w:hAnsi="Aptos" w:eastAsia="Aptos" w:cs="Aptos"/>
-        </w:rPr>
-        <w:t>https://developer.mozilla.org/fr/docs/Web/API/Canvas_API/Tutorial/Drawing_shapes</w:t>
-      </w:r>
-    </w:p>
-    <w:p>
-      <w:pPr>
-        <w:rPr>
-          <w:rFonts w:ascii="Aptos" w:hAnsi="Aptos" w:eastAsia="Aptos" w:cs="Aptos"/>
-        </w:rPr>
-      </w:pPr>
-      <w:r>
-        <w:rPr>
-          <w:rFonts w:ascii="Aptos" w:hAnsi="Aptos" w:eastAsia="Aptos" w:cs="Aptos"/>
-        </w:rPr>
-        <w:t xml:space="preserve">— fantôme calcule </w:t>
-      </w:r>
-      <w:r>
-        <w:rPr>
-          <w:rFonts w:ascii="Aptos" w:hAnsi="Aptos" w:eastAsia="Aptos" w:cs="Aptos"/>
-        </w:rPr>
-        <w:t>l'itinéraire</w:t>
-      </w:r>
-      <w:r>
-        <w:rPr>
-          <w:rFonts w:ascii="Aptos" w:hAnsi="Aptos" w:eastAsia="Aptos" w:cs="Aptos"/>
-        </w:rPr>
-        <w:t xml:space="preserve"> le plus rapide </w:t>
-      </w:r>
-      <w:r>
-        <w:rPr>
-          <w:rFonts w:ascii="Aptos" w:hAnsi="Aptos" w:eastAsia="Aptos" w:cs="Aptos"/>
-        </w:rPr>
-        <w:t xml:space="preserve">(algorithme </w:t>
-      </w:r>
-      <w:r>
-        <w:rPr>
-          <w:rFonts w:ascii="Aptos" w:hAnsi="Aptos" w:eastAsia="Aptos" w:cs="Aptos"/>
-        </w:rPr>
-        <w:t>BFS)</w:t>
-      </w:r>
-    </w:p>
-    <w:p>
-      <w:pPr>
-        <w:rPr>
-          <w:rFonts w:ascii="Aptos" w:hAnsi="Aptos" w:eastAsia="Aptos" w:cs="Aptos"/>
-        </w:rPr>
-      </w:pPr>
-      <w:r>
-        <w:rPr>
-          <w:rFonts w:ascii="Aptos" w:hAnsi="Aptos" w:eastAsia="Aptos" w:cs="Aptos"/>
-        </w:rPr>
-        <w:t>https://www.datacamp.com/fr/tutorial/a-star-algorithm</w:t>
-      </w:r>
-    </w:p>
-    <w:p>
-      <w:pPr>
-        <w:rPr>
-          <w:rFonts w:ascii="Aptos" w:hAnsi="Aptos" w:eastAsia="Aptos" w:cs="Aptos"/>
-        </w:rPr>
-      </w:pPr>
-      <w:r>
-        <w:rPr>
-          <w:rFonts w:ascii="Aptos" w:hAnsi="Aptos" w:eastAsia="Aptos" w:cs="Aptos"/>
-        </w:rPr>
-        <w:t>— Affichage des p</w:t>
-      </w:r>
-      <w:r>
-        <w:rPr>
-          <w:rFonts w:ascii="Aptos" w:hAnsi="Aptos" w:eastAsia="Aptos" w:cs="Aptos"/>
-        </w:rPr>
-        <w:t>astille</w:t>
-      </w:r>
-      <w:r>
-        <w:rPr>
-          <w:rFonts w:ascii="Aptos" w:hAnsi="Aptos" w:eastAsia="Aptos" w:cs="Aptos"/>
-        </w:rPr>
-        <w:t xml:space="preserve">s </w:t>
-      </w:r>
-      <w:r>
-        <w:rPr>
-          <w:rFonts w:ascii="Aptos" w:hAnsi="Aptos" w:eastAsia="Aptos" w:cs="Aptos"/>
-        </w:rPr>
-        <w:t xml:space="preserve"> (dans le tableau)</w:t>
-      </w:r>
-    </w:p>
-    <w:p>
-      <w:r>
-        <w:rPr>
-          <w:rFonts w:ascii="Aptos" w:hAnsi="Aptos" w:eastAsia="Aptos" w:cs="Aptos"/>
-        </w:rPr>
-        <w:t xml:space="preserve">— Déplacement du PAC man avec boutons flèche clavier. </w:t>
-      </w:r>
-    </w:p>
-    <w:p>
-      <w:pPr>
-        <w:rPr>
-          <w:rFonts w:ascii="Aptos" w:hAnsi="Aptos" w:eastAsia="Aptos" w:cs="Aptos"/>
-        </w:rPr>
-      </w:pPr>
-      <w:r>
-        <w:rPr>
-          <w:rFonts w:ascii="Aptos" w:hAnsi="Aptos" w:eastAsia="Aptos" w:cs="Aptos"/>
-        </w:rPr>
-        <w:t xml:space="preserve">— Détection de la victoire (tous les points mangés). </w:t>
-      </w:r>
-    </w:p>
-    <w:p>
-      <w:r>
-        <w:rPr>
-          <w:rFonts w:ascii="Aptos" w:hAnsi="Aptos" w:eastAsia="Aptos" w:cs="Aptos"/>
-        </w:rPr>
-        <w:t xml:space="preserve">— Bouton “Recommencer”. </w:t>
-      </w:r>
-    </w:p>
-    <w:p>
-      <w:r>
-        <w:rPr>
-          <w:rFonts w:ascii="Aptos" w:hAnsi="Aptos" w:eastAsia="Aptos" w:cs="Aptos"/>
-        </w:rPr>
-        <w:t xml:space="preserve">— </w:t>
-      </w:r>
-      <w:r>
-        <w:rPr>
-          <w:rFonts w:ascii="Aptos" w:hAnsi="Aptos" w:eastAsia="Aptos" w:cs="Aptos"/>
-        </w:rPr>
-        <w:t>S</w:t>
-      </w:r>
-      <w:r>
-        <w:rPr>
-          <w:rFonts w:ascii="Aptos" w:hAnsi="Aptos" w:eastAsia="Aptos" w:cs="Aptos"/>
-        </w:rPr>
-        <w:t>on</w:t>
-      </w:r>
-    </w:p>
-    <w:p>
-      <w:pPr>
-        <w:rPr>
-          <w:rFonts w:ascii="Aptos" w:hAnsi="Aptos" w:eastAsia="Aptos" w:cs="Aptos"/>
-          <w:u w:val="single"/>
-        </w:rPr>
-      </w:pPr>
-      <w:r>
-        <w:rPr>
-          <w:rFonts w:ascii="Aptos" w:hAnsi="Aptos" w:eastAsia="Aptos" w:cs="Aptos"/>
-          <w:u w:val="single"/>
-        </w:rPr>
-        <w:t>Fonctionnalités optionnelles</w:t>
-      </w:r>
-      <w:r>
-        <w:rPr>
-          <w:rFonts w:ascii="Aptos" w:hAnsi="Aptos" w:eastAsia="Aptos" w:cs="Aptos"/>
-        </w:rPr>
-        <w:t xml:space="preserve"> </w:t>
-      </w:r>
-    </w:p>
-    <w:p>
-      <w:pPr>
-        <w:rPr>
-          <w:rFonts w:ascii="Aptos" w:hAnsi="Aptos" w:eastAsia="Aptos" w:cs="Aptos"/>
-        </w:rPr>
-      </w:pPr>
-      <w:r>
-        <w:rPr>
-          <w:rFonts w:ascii="Aptos" w:hAnsi="Aptos" w:eastAsia="Aptos" w:cs="Aptos"/>
-        </w:rPr>
-        <w:t>— 2e fantôme trajectoire aléatoire</w:t>
-      </w:r>
-    </w:p>
-    <w:p>
-      <w:pPr>
-        <w:rPr>
-          <w:rFonts w:ascii="Aptos" w:hAnsi="Aptos" w:eastAsia="Aptos" w:cs="Aptos"/>
-        </w:rPr>
-      </w:pPr>
-      <w:r>
-        <w:rPr>
-          <w:rFonts w:ascii="Aptos" w:hAnsi="Aptos" w:eastAsia="Aptos" w:cs="Aptos"/>
-        </w:rPr>
-        <w:t>— Chronomètre</w:t>
-      </w:r>
-      <w:r>
-        <w:rPr>
-          <w:rFonts w:ascii="Aptos" w:hAnsi="Aptos" w:eastAsia="Aptos" w:cs="Aptos"/>
-        </w:rPr>
-        <w:t xml:space="preserve"> (une focntion</w:t>
-      </w:r>
-      <w:r>
-        <w:rPr>
-          <w:rFonts w:ascii="Aptos" w:hAnsi="Aptos" w:eastAsia="Aptos" w:cs="Aptos"/>
-        </w:rPr>
-        <w:t xml:space="preserve"> –5 points a chaque 20 sec passées par exemple)</w:t>
-      </w:r>
-    </w:p>
-    <w:p>
-      <w:r>
-        <w:rPr>
-          <w:rFonts w:ascii="Aptos" w:hAnsi="Aptos" w:eastAsia="Aptos" w:cs="Aptos"/>
-        </w:rPr>
-        <w:t xml:space="preserve">— Différentes tailles de grille (3x3, 4x4, 5x5). </w:t>
-      </w:r>
-    </w:p>
-    <w:p>
-      <w:r>
-        <w:rPr>
-          <w:rFonts w:ascii="Aptos" w:hAnsi="Aptos" w:eastAsia="Aptos" w:cs="Aptos"/>
-        </w:rPr>
-        <w:t>— Animation des déplacements.</w:t>
-      </w:r>
-    </w:p>
-    <w:p>
-      <w:r>
-        <w:rPr>
-          <w:rFonts w:ascii="Aptos" w:hAnsi="Aptos" w:eastAsia="Aptos" w:cs="Aptos"/>
-        </w:rPr>
-        <w:t xml:space="preserve">— </w:t>
-      </w:r>
-      <w:r>
-        <w:rPr>
-          <w:rFonts w:ascii="Aptos" w:hAnsi="Aptos" w:eastAsia="Aptos" w:cs="Aptos"/>
-        </w:rPr>
-        <w:t>A</w:t>
-      </w:r>
-      <w:r>
-        <w:rPr>
-          <w:rFonts w:ascii="Aptos" w:hAnsi="Aptos" w:eastAsia="Aptos" w:cs="Aptos"/>
-        </w:rPr>
-        <w:t>ncien score</w:t>
-      </w:r>
-    </w:p>
-    <w:p>
-      <w:r>
-        <w:rPr>
-          <w:rFonts w:ascii="Aptos" w:hAnsi="Aptos" w:eastAsia="Aptos" w:cs="Aptos"/>
-        </w:rPr>
-        <w:t>— Vies</w:t>
-      </w:r>
-    </w:p>
-    <w:p>
-      <w:pPr>
-        <w:rPr>
-          <w:rFonts w:ascii="Aptos" w:hAnsi="Aptos" w:eastAsia="Aptos" w:cs="Aptos"/>
-          <w:b/>
-          <w:bCs/>
+      <w:pPr>
+        <w:rPr>
+          <w:rFonts w:ascii="Aptos" w:hAnsi="Aptos" w:eastAsia="Aptos" w:cs="Aptos"/>
+          <w:b w:val="1"/>
+          <w:bCs w:val="1"/>
           <w:sz w:val="32"/>
           <w:szCs w:val="32"/>
           <w:u w:val="single"/>
@@ -388,8 +16,8 @@
       <w:r>
         <w:rPr>
           <w:rFonts w:ascii="Aptos" w:hAnsi="Aptos" w:eastAsia="Aptos" w:cs="Aptos"/>
-          <w:b/>
-          <w:bCs/>
+          <w:b w:val="1"/>
+          <w:bCs w:val="1"/>
           <w:sz w:val="32"/>
           <w:szCs w:val="32"/>
           <w:u w:val="single"/>
@@ -399,8 +27,8 @@
       <w:r>
         <w:rPr>
           <w:rFonts w:ascii="Aptos" w:hAnsi="Aptos" w:eastAsia="Aptos" w:cs="Aptos"/>
-          <w:b/>
-          <w:bCs/>
+          <w:b w:val="1"/>
+          <w:bCs w:val="1"/>
           <w:sz w:val="32"/>
           <w:szCs w:val="32"/>
           <w:u w:val="single"/>
@@ -425,13 +53,49 @@
         <w:rPr>
           <w:rFonts w:ascii="Aptos" w:hAnsi="Aptos" w:eastAsia="Aptos" w:cs="Aptos"/>
         </w:rPr>
-        <w:t xml:space="preserve"> jeu de course dans un labyrinthe avec ennem</w:t>
-      </w:r>
-      <w:r>
-        <w:rPr>
-          <w:rFonts w:ascii="Aptos" w:hAnsi="Aptos" w:eastAsia="Aptos" w:cs="Aptos"/>
-        </w:rPr>
-        <w:t>i(s) essayant de piéger en tro</w:t>
+        <w:t xml:space="preserve"> </w:t>
+      </w:r>
+      <w:r>
+        <w:rPr>
+          <w:rFonts w:ascii="Aptos" w:hAnsi="Aptos" w:eastAsia="Aptos" w:cs="Aptos"/>
+        </w:rPr>
+        <w:t xml:space="preserve">Notre objectif est de créer un </w:t>
+      </w:r>
+      <w:r>
+        <w:rPr>
+          <w:rFonts w:ascii="Aptos" w:hAnsi="Aptos" w:eastAsia="Aptos" w:cs="Aptos"/>
+        </w:rPr>
+        <w:t>jeu de course dans un labyrinthe avec</w:t>
+      </w:r>
+      <w:r>
+        <w:rPr>
+          <w:rFonts w:ascii="Aptos" w:hAnsi="Aptos" w:eastAsia="Aptos" w:cs="Aptos"/>
+        </w:rPr>
+        <w:t xml:space="preserve"> </w:t>
+      </w:r>
+      <w:r>
+        <w:rPr>
+          <w:rFonts w:ascii="Aptos" w:hAnsi="Aptos" w:eastAsia="Aptos" w:cs="Aptos"/>
+        </w:rPr>
+        <w:t>ennem</w:t>
+      </w:r>
+      <w:r>
+        <w:rPr>
+          <w:rFonts w:ascii="Aptos" w:hAnsi="Aptos" w:eastAsia="Aptos" w:cs="Aptos"/>
+        </w:rPr>
+        <w:t xml:space="preserve">i(s) essayant de piéger </w:t>
+      </w:r>
+      <w:r>
+        <w:rPr>
+          <w:rFonts w:ascii="Aptos" w:hAnsi="Aptos" w:eastAsia="Aptos" w:cs="Aptos"/>
+        </w:rPr>
+        <w:t xml:space="preserve">le joueur </w:t>
+      </w:r>
+      <w:r>
+        <w:rPr>
+          <w:rFonts w:ascii="Aptos" w:hAnsi="Aptos" w:eastAsia="Aptos" w:cs="Aptos"/>
+        </w:rPr>
+        <w:t>en tro</w:t>
       </w:r>
       <w:r>
         <w:rPr>
@@ -443,20 +107,50 @@
         <w:rPr>
           <w:rFonts w:ascii="Aptos" w:hAnsi="Aptos" w:eastAsia="Aptos" w:cs="Aptos"/>
         </w:rPr>
-        <w:t>nt le chemin le plus court menant au joueur.</w:t>
-      </w:r>
-    </w:p>
-    <w:p>
-      <w:pPr>
-        <w:rPr>
-          <w:rFonts w:ascii="Aptos" w:hAnsi="Aptos" w:eastAsia="Aptos" w:cs="Aptos"/>
-        </w:rPr>
-      </w:pPr>
-      <w:r>
-        <w:rPr>
-          <w:rFonts w:ascii="Aptos" w:hAnsi="Aptos" w:eastAsia="Aptos" w:cs="Aptos"/>
-        </w:rPr>
-        <w:t xml:space="preserve">Soit limite de temps soit des petits points </w:t>
+        <w:t>nt le chemin le plus court.</w:t>
+      </w:r>
+    </w:p>
+    <w:p>
+      <w:pPr>
+        <w:rPr>
+          <w:rFonts w:ascii="Aptos" w:hAnsi="Aptos" w:eastAsia="Aptos" w:cs="Aptos"/>
+        </w:rPr>
+      </w:pPr>
+      <w:r>
+        <w:rPr>
+          <w:rFonts w:ascii="Aptos" w:hAnsi="Aptos" w:eastAsia="Aptos" w:cs="Aptos"/>
+        </w:rPr>
+        <w:t>Nous allons s</w:t>
+      </w:r>
+      <w:r>
+        <w:rPr>
+          <w:rFonts w:ascii="Aptos" w:hAnsi="Aptos" w:eastAsia="Aptos" w:cs="Aptos"/>
+        </w:rPr>
+        <w:t xml:space="preserve">oit </w:t>
+      </w:r>
+      <w:r>
+        <w:rPr>
+          <w:rFonts w:ascii="Aptos" w:hAnsi="Aptos" w:eastAsia="Aptos" w:cs="Aptos"/>
+        </w:rPr>
+        <w:t xml:space="preserve">mettre une </w:t>
+      </w:r>
+      <w:r>
+        <w:rPr>
+          <w:rFonts w:ascii="Aptos" w:hAnsi="Aptos" w:eastAsia="Aptos" w:cs="Aptos"/>
+        </w:rPr>
+        <w:t>limite de temps</w:t>
+      </w:r>
+      <w:r>
+        <w:rPr>
+          <w:rFonts w:ascii="Aptos" w:hAnsi="Aptos" w:eastAsia="Aptos" w:cs="Aptos"/>
+        </w:rPr>
+        <w:t>,</w:t>
+      </w:r>
+      <w:r>
+        <w:rPr>
+          <w:rFonts w:ascii="Aptos" w:hAnsi="Aptos" w:eastAsia="Aptos" w:cs="Aptos"/>
+        </w:rPr>
+        <w:t xml:space="preserve"> soit des petits points </w:t>
       </w:r>
       <w:r>
         <w:rPr>
@@ -470,89 +164,197 @@
         </w:rPr>
         <w:t xml:space="preserve"> manger</w:t>
       </w:r>
-    </w:p>
-    <w:p>
-      <w:pPr>
-        <w:rPr>
-          <w:rFonts w:ascii="Aptos" w:hAnsi="Aptos" w:eastAsia="Aptos" w:cs="Aptos"/>
-        </w:rPr>
-      </w:pPr>
-      <w:r>
-        <w:rPr>
-          <w:rFonts w:ascii="Aptos" w:hAnsi="Aptos" w:eastAsia="Aptos" w:cs="Aptos"/>
-        </w:rPr>
-        <w:t>MODULES:</w:t>
-      </w:r>
-    </w:p>
-    <w:p>
-      <w:pPr>
-        <w:rPr>
-          <w:rFonts w:ascii="Aptos" w:hAnsi="Aptos" w:eastAsia="Aptos" w:cs="Aptos"/>
-        </w:rPr>
-      </w:pPr>
-      <w:r>
-        <w:rPr>
-          <w:rFonts w:ascii="Aptos" w:hAnsi="Aptos" w:eastAsia="Aptos" w:cs="Aptos"/>
-        </w:rPr>
-        <w:t>Images des personnages en .gif</w:t>
-      </w:r>
-    </w:p>
-    <w:p>
-      <w:pPr>
-        <w:rPr>
-          <w:rFonts w:ascii="Aptos" w:hAnsi="Aptos" w:eastAsia="Aptos" w:cs="Aptos"/>
-        </w:rPr>
-      </w:pPr>
-      <w:r>
-        <w:rPr>
-          <w:rFonts w:ascii="Aptos" w:hAnsi="Aptos" w:eastAsia="Aptos" w:cs="Aptos"/>
-        </w:rPr>
-        <w:t>2)HTML</w:t>
-      </w:r>
-    </w:p>
-    <w:p>
-      <w:pPr>
-        <w:rPr>
-          <w:rFonts w:ascii="Aptos" w:hAnsi="Aptos" w:eastAsia="Aptos" w:cs="Aptos"/>
-        </w:rPr>
-      </w:pPr>
-      <w:r>
-        <w:rPr>
-          <w:rFonts w:ascii="Aptos" w:hAnsi="Aptos" w:eastAsia="Aptos" w:cs="Aptos"/>
-        </w:rPr>
-        <w:t>Creer le div container (le labyrinthe)</w:t>
-      </w:r>
-    </w:p>
-    <w:p>
-      <w:pPr>
-        <w:rPr>
-          <w:rFonts w:ascii="Aptos" w:hAnsi="Aptos" w:eastAsia="Aptos" w:cs="Aptos"/>
-        </w:rPr>
-      </w:pPr>
-      <w:r>
-        <w:rPr>
-          <w:rFonts w:ascii="Aptos" w:hAnsi="Aptos" w:eastAsia="Aptos" w:cs="Aptos"/>
-        </w:rPr>
-        <w:t>3)JS</w:t>
-      </w:r>
-    </w:p>
-    <w:p>
-      <w:pPr>
-        <w:rPr>
-          <w:rFonts w:ascii="Aptos" w:hAnsi="Aptos" w:eastAsia="Aptos" w:cs="Aptos"/>
-        </w:rPr>
-      </w:pPr>
-      <w:r>
-        <w:rPr>
-          <w:rFonts w:ascii="Aptos" w:hAnsi="Aptos" w:eastAsia="Aptos" w:cs="Aptos"/>
-        </w:rPr>
-        <w:t>Fonction pour charger les images (</w:t>
-      </w:r>
-      <w:r>
-        <w:rPr>
-          <w:rFonts w:ascii="Aptos" w:hAnsi="Aptos" w:eastAsia="Aptos" w:cs="Aptos"/>
-        </w:rPr>
-        <w:t>fantome</w:t>
+      <w:r>
+        <w:rPr>
+          <w:rFonts w:ascii="Aptos" w:hAnsi="Aptos" w:eastAsia="Aptos" w:cs="Aptos"/>
+        </w:rPr>
+        <w:t xml:space="preserve"> pour gagner des points.</w:t>
+      </w:r>
+    </w:p>
+    <w:p>
+      <w:pPr>
+        <w:rPr>
+          <w:rFonts w:ascii="Aptos" w:hAnsi="Aptos" w:eastAsia="Aptos" w:cs="Aptos"/>
+        </w:rPr>
+      </w:pPr>
+      <w:r>
+        <w:rPr>
+          <w:rFonts w:ascii="Aptos" w:hAnsi="Aptos" w:eastAsia="Aptos" w:cs="Aptos"/>
+        </w:rPr>
+        <w:t>MOD</w:t>
+      </w:r>
+      <w:r>
+        <w:rPr>
+          <w:rFonts w:ascii="Aptos" w:hAnsi="Aptos" w:eastAsia="Aptos" w:cs="Aptos"/>
+        </w:rPr>
+        <w:t>ULES :</w:t>
+      </w:r>
+    </w:p>
+    <w:p>
+      <w:pPr>
+        <w:rPr>
+          <w:rFonts w:ascii="Aptos" w:hAnsi="Aptos" w:eastAsia="Aptos" w:cs="Aptos"/>
+        </w:rPr>
+      </w:pPr>
+      <w:r>
+        <w:rPr>
+          <w:rFonts w:ascii="Aptos" w:hAnsi="Aptos" w:eastAsia="Aptos" w:cs="Aptos"/>
+        </w:rPr>
+        <w:t>Les i</w:t>
+      </w:r>
+      <w:r>
+        <w:rPr>
+          <w:rFonts w:ascii="Aptos" w:hAnsi="Aptos" w:eastAsia="Aptos" w:cs="Aptos"/>
+        </w:rPr>
+        <w:t>mages des personnages</w:t>
+      </w:r>
+      <w:r>
+        <w:rPr>
+          <w:rFonts w:ascii="Aptos" w:hAnsi="Aptos" w:eastAsia="Aptos" w:cs="Aptos"/>
+        </w:rPr>
+        <w:t xml:space="preserve"> seront en</w:t>
+      </w:r>
+      <w:r>
+        <w:rPr>
+          <w:rFonts w:ascii="Aptos" w:hAnsi="Aptos" w:eastAsia="Aptos" w:cs="Aptos"/>
+        </w:rPr>
+        <w:t xml:space="preserve"> .gif</w:t>
+      </w:r>
+    </w:p>
+    <w:p>
+      <w:pPr>
+        <w:rPr>
+          <w:rFonts w:ascii="Aptos" w:hAnsi="Aptos" w:eastAsia="Aptos" w:cs="Aptos"/>
+        </w:rPr>
+      </w:pPr>
+      <w:r>
+        <w:rPr>
+          <w:rFonts w:ascii="Aptos" w:hAnsi="Aptos" w:eastAsia="Aptos" w:cs="Aptos"/>
+        </w:rPr>
+        <w:t>1</w:t>
+      </w:r>
+      <w:r>
+        <w:rPr>
+          <w:rFonts w:ascii="Aptos" w:hAnsi="Aptos" w:eastAsia="Aptos" w:cs="Aptos"/>
+        </w:rPr>
+        <w:t>)HTML</w:t>
+      </w:r>
+    </w:p>
+    <w:p>
+      <w:pPr>
+        <w:pStyle w:val="Normal"/>
+        <w:suppressLineNumbers w:val="0"/>
+        <w:bidi w:val="0"/>
+        <w:spacing w:before="0" w:beforeAutospacing="off" w:after="160" w:afterAutospacing="off" w:line="279" w:lineRule="auto"/>
+        <w:ind w:left="0" w:right="0"/>
+        <w:jc w:val="left"/>
+        <w:rPr>
+          <w:rFonts w:ascii="Aptos" w:hAnsi="Aptos" w:eastAsia="Aptos" w:cs="Aptos"/>
+        </w:rPr>
+      </w:pPr>
+      <w:r>
+        <w:rPr>
+          <w:rFonts w:ascii="Aptos" w:hAnsi="Aptos" w:eastAsia="Aptos" w:cs="Aptos"/>
+        </w:rPr>
+        <w:t xml:space="preserve">Nous </w:t>
+      </w:r>
+      <w:r>
+        <w:rPr>
+          <w:rFonts w:ascii="Aptos" w:hAnsi="Aptos" w:eastAsia="Aptos" w:cs="Aptos"/>
+        </w:rPr>
+        <w:t>voulons</w:t>
+      </w:r>
+      <w:r>
+        <w:rPr>
+          <w:rFonts w:ascii="Aptos" w:hAnsi="Aptos" w:eastAsia="Aptos" w:cs="Aptos"/>
+        </w:rPr>
+        <w:t xml:space="preserve"> c</w:t>
+      </w:r>
+      <w:r>
+        <w:rPr>
+          <w:rFonts w:ascii="Aptos" w:hAnsi="Aptos" w:eastAsia="Aptos" w:cs="Aptos"/>
+        </w:rPr>
+        <w:t>r</w:t>
+      </w:r>
+      <w:r>
+        <w:rPr>
+          <w:rFonts w:ascii="Aptos" w:hAnsi="Aptos" w:eastAsia="Aptos" w:cs="Aptos"/>
+        </w:rPr>
+        <w:t>é</w:t>
+      </w:r>
+      <w:r>
+        <w:rPr>
+          <w:rFonts w:ascii="Aptos" w:hAnsi="Aptos" w:eastAsia="Aptos" w:cs="Aptos"/>
+        </w:rPr>
+        <w:t>er le div container (le labyrinthe)</w:t>
+      </w:r>
+      <w:r>
+        <w:rPr>
+          <w:rFonts w:ascii="Aptos" w:hAnsi="Aptos" w:eastAsia="Aptos" w:cs="Aptos"/>
+        </w:rPr>
+        <w:t>.</w:t>
+      </w:r>
+    </w:p>
+    <w:p>
+      <w:pPr>
+        <w:rPr>
+          <w:rFonts w:ascii="Aptos" w:hAnsi="Aptos" w:eastAsia="Aptos" w:cs="Aptos"/>
+        </w:rPr>
+      </w:pPr>
+      <w:r>
+        <w:rPr>
+          <w:rFonts w:ascii="Aptos" w:hAnsi="Aptos" w:eastAsia="Aptos" w:cs="Aptos"/>
+        </w:rPr>
+        <w:t>2</w:t>
+      </w:r>
+      <w:r>
+        <w:rPr>
+          <w:rFonts w:ascii="Aptos" w:hAnsi="Aptos" w:eastAsia="Aptos" w:cs="Aptos"/>
+        </w:rPr>
+        <w:t>)J</w:t>
+      </w:r>
+      <w:r>
+        <w:rPr>
+          <w:rFonts w:ascii="Aptos" w:hAnsi="Aptos" w:eastAsia="Aptos" w:cs="Aptos"/>
+        </w:rPr>
+        <w:t>AVASCRIPT</w:t>
+      </w:r>
+    </w:p>
+    <w:p>
+      <w:pPr>
+        <w:rPr>
+          <w:rFonts w:ascii="Aptos" w:hAnsi="Aptos" w:eastAsia="Aptos" w:cs="Aptos"/>
+        </w:rPr>
+      </w:pPr>
+      <w:r>
+        <w:rPr>
+          <w:rFonts w:ascii="Aptos" w:hAnsi="Aptos" w:eastAsia="Aptos" w:cs="Aptos"/>
+        </w:rPr>
+        <w:t>Mettre une f</w:t>
+      </w:r>
+      <w:r>
+        <w:rPr>
+          <w:rFonts w:ascii="Aptos" w:hAnsi="Aptos" w:eastAsia="Aptos" w:cs="Aptos"/>
+        </w:rPr>
+        <w:t>onction pour charger les images</w:t>
+      </w:r>
+      <w:r>
+        <w:rPr>
+          <w:rFonts w:ascii="Aptos" w:hAnsi="Aptos" w:eastAsia="Aptos" w:cs="Aptos"/>
+        </w:rPr>
+        <w:t xml:space="preserve"> présentes dans le jeu</w:t>
+      </w:r>
+      <w:r>
+        <w:rPr>
+          <w:rFonts w:ascii="Aptos" w:hAnsi="Aptos" w:eastAsia="Aptos" w:cs="Aptos"/>
+        </w:rPr>
+        <w:t xml:space="preserve"> (</w:t>
+      </w:r>
+      <w:r>
+        <w:rPr>
+          <w:rFonts w:ascii="Aptos" w:hAnsi="Aptos" w:eastAsia="Aptos" w:cs="Aptos"/>
+        </w:rPr>
+        <w:t>fantôme</w:t>
       </w:r>
       <w:r>
         <w:rPr>
@@ -570,39 +372,63 @@
         <w:rPr>
           <w:rFonts w:ascii="Aptos" w:hAnsi="Aptos" w:eastAsia="Aptos" w:cs="Aptos"/>
         </w:rPr>
-        <w:t xml:space="preserve"> man et mur)</w:t>
-      </w:r>
-    </w:p>
-    <w:p>
-      <w:pPr>
-        <w:rPr>
-          <w:rFonts w:ascii="Aptos" w:hAnsi="Aptos" w:eastAsia="Aptos" w:cs="Aptos"/>
-        </w:rPr>
-      </w:pPr>
-      <w:r>
-        <w:rPr>
-          <w:rFonts w:ascii="Aptos" w:hAnsi="Aptos" w:eastAsia="Aptos" w:cs="Aptos"/>
-        </w:rPr>
-        <w:t>Fonction pour charger la carte en fonction du tableau</w:t>
-      </w:r>
-    </w:p>
-    <w:p>
-      <w:pPr>
-        <w:rPr>
-          <w:rFonts w:ascii="Aptos" w:hAnsi="Aptos" w:eastAsia="Aptos" w:cs="Aptos"/>
-        </w:rPr>
-      </w:pPr>
-      <w:r>
-        <w:rPr>
-          <w:rFonts w:ascii="Aptos" w:hAnsi="Aptos" w:eastAsia="Aptos" w:cs="Aptos"/>
-        </w:rPr>
-        <w:t xml:space="preserve">Creer des div </w:t>
-      </w:r>
-      <w:r>
-        <w:rPr>
-          <w:rFonts w:ascii="Aptos" w:hAnsi="Aptos" w:eastAsia="Aptos" w:cs="Aptos"/>
-        </w:rPr>
-        <w:t>differents</w:t>
+        <w:t>man et mur)</w:t>
+      </w:r>
+      <w:r>
+        <w:rPr>
+          <w:rFonts w:ascii="Aptos" w:hAnsi="Aptos" w:eastAsia="Aptos" w:cs="Aptos"/>
+        </w:rPr>
+        <w:t>.</w:t>
+      </w:r>
+    </w:p>
+    <w:p>
+      <w:pPr>
+        <w:rPr>
+          <w:rFonts w:ascii="Aptos" w:hAnsi="Aptos" w:eastAsia="Aptos" w:cs="Aptos"/>
+        </w:rPr>
+      </w:pPr>
+      <w:r>
+        <w:rPr>
+          <w:rFonts w:ascii="Aptos" w:hAnsi="Aptos" w:eastAsia="Aptos" w:cs="Aptos"/>
+        </w:rPr>
+        <w:t>Également mettre une f</w:t>
+      </w:r>
+      <w:r>
+        <w:rPr>
+          <w:rFonts w:ascii="Aptos" w:hAnsi="Aptos" w:eastAsia="Aptos" w:cs="Aptos"/>
+        </w:rPr>
+        <w:t>onction pour charger la carte en fonction du tableau</w:t>
+      </w:r>
+      <w:r>
+        <w:rPr>
+          <w:rFonts w:ascii="Aptos" w:hAnsi="Aptos" w:eastAsia="Aptos" w:cs="Aptos"/>
+        </w:rPr>
+        <w:t>.</w:t>
+      </w:r>
+    </w:p>
+    <w:p>
+      <w:pPr>
+        <w:rPr>
+          <w:rFonts w:ascii="Aptos" w:hAnsi="Aptos" w:eastAsia="Aptos" w:cs="Aptos"/>
+        </w:rPr>
+      </w:pPr>
+      <w:r>
+        <w:rPr>
+          <w:rFonts w:ascii="Aptos" w:hAnsi="Aptos" w:eastAsia="Aptos" w:cs="Aptos"/>
+        </w:rPr>
+        <w:t>Créer</w:t>
+      </w:r>
+      <w:r>
+        <w:rPr>
+          <w:rFonts w:ascii="Aptos" w:hAnsi="Aptos" w:eastAsia="Aptos" w:cs="Aptos"/>
+        </w:rPr>
+        <w:t xml:space="preserve"> des div </w:t>
+      </w:r>
+      <w:r>
+        <w:rPr>
+          <w:rFonts w:ascii="Aptos" w:hAnsi="Aptos" w:eastAsia="Aptos" w:cs="Aptos"/>
+        </w:rPr>
+        <w:t>différents</w:t>
       </w:r>
       <w:r>
         <w:rPr>
@@ -610,37 +436,73 @@
         </w:rPr>
         <w:t xml:space="preserve"> pour chaque case du tableau</w:t>
       </w:r>
-    </w:p>
-    <w:p>
-      <w:pPr>
-        <w:rPr>
-          <w:rFonts w:ascii="Aptos" w:hAnsi="Aptos" w:eastAsia="Aptos" w:cs="Aptos"/>
-        </w:rPr>
-      </w:pPr>
-      <w:r>
-        <w:rPr>
-          <w:rFonts w:ascii="Aptos" w:hAnsi="Aptos" w:eastAsia="Aptos" w:cs="Aptos"/>
-        </w:rPr>
-        <w:t>Fonction de rafraichissement</w:t>
-      </w:r>
-      <w:r>
-        <w:rPr>
-          <w:rFonts w:ascii="Aptos" w:hAnsi="Aptos" w:eastAsia="Aptos" w:cs="Aptos"/>
-        </w:rPr>
-        <w:t xml:space="preserve"> (la principlae qui appelle toutes les autres fonctions)</w:t>
-      </w:r>
-    </w:p>
-    <w:p>
-      <w:pPr>
-        <w:rPr>
-          <w:rFonts w:ascii="Aptos" w:hAnsi="Aptos" w:eastAsia="Aptos" w:cs="Aptos"/>
-        </w:rPr>
-      </w:pPr>
-      <w:r>
-        <w:rPr>
-          <w:rFonts w:ascii="Aptos" w:hAnsi="Aptos" w:eastAsia="Aptos" w:cs="Aptos"/>
-        </w:rPr>
-        <w:t xml:space="preserve">L algorithme </w:t>
+      <w:r>
+        <w:rPr>
+          <w:rFonts w:ascii="Aptos" w:hAnsi="Aptos" w:eastAsia="Aptos" w:cs="Aptos"/>
+        </w:rPr>
+        <w:t>.</w:t>
+      </w:r>
+    </w:p>
+    <w:p>
+      <w:pPr>
+        <w:rPr>
+          <w:rFonts w:ascii="Aptos" w:hAnsi="Aptos" w:eastAsia="Aptos" w:cs="Aptos"/>
+        </w:rPr>
+      </w:pPr>
+      <w:r>
+        <w:rPr>
+          <w:rFonts w:ascii="Aptos" w:hAnsi="Aptos" w:eastAsia="Aptos" w:cs="Aptos"/>
+        </w:rPr>
+        <w:t>Une f</w:t>
+      </w:r>
+      <w:r>
+        <w:rPr>
+          <w:rFonts w:ascii="Aptos" w:hAnsi="Aptos" w:eastAsia="Aptos" w:cs="Aptos"/>
+        </w:rPr>
+        <w:t>onction de rafraichissement</w:t>
+      </w:r>
+      <w:r>
+        <w:rPr>
+          <w:rFonts w:ascii="Aptos" w:hAnsi="Aptos" w:eastAsia="Aptos" w:cs="Aptos"/>
+        </w:rPr>
+        <w:t xml:space="preserve"> (la </w:t>
+      </w:r>
+      <w:r>
+        <w:rPr>
+          <w:rFonts w:ascii="Aptos" w:hAnsi="Aptos" w:eastAsia="Aptos" w:cs="Aptos"/>
+        </w:rPr>
+        <w:t>principale</w:t>
+      </w:r>
+      <w:r>
+        <w:rPr>
+          <w:rFonts w:ascii="Aptos" w:hAnsi="Aptos" w:eastAsia="Aptos" w:cs="Aptos"/>
+        </w:rPr>
+        <w:t xml:space="preserve"> qui appelle toutes les autres fonctions)</w:t>
+      </w:r>
+      <w:r>
+        <w:rPr>
+          <w:rFonts w:ascii="Aptos" w:hAnsi="Aptos" w:eastAsia="Aptos" w:cs="Aptos"/>
+        </w:rPr>
+        <w:t>.</w:t>
+      </w:r>
+    </w:p>
+    <w:p>
+      <w:pPr>
+        <w:rPr>
+          <w:rFonts w:ascii="Aptos" w:hAnsi="Aptos" w:eastAsia="Aptos" w:cs="Aptos"/>
+        </w:rPr>
+      </w:pPr>
+      <w:r>
+        <w:rPr>
+          <w:rFonts w:ascii="Aptos" w:hAnsi="Aptos" w:eastAsia="Aptos" w:cs="Aptos"/>
+        </w:rPr>
+        <w:t>L'algorithme</w:t>
+      </w:r>
+      <w:r>
+        <w:rPr>
+          <w:rFonts w:ascii="Aptos" w:hAnsi="Aptos" w:eastAsia="Aptos" w:cs="Aptos"/>
+        </w:rPr>
+        <w:t xml:space="preserve"> </w:t>
       </w:r>
       <w:r>
         <w:rPr>
@@ -652,26 +514,117 @@
         <w:rPr>
           <w:rFonts w:ascii="Aptos" w:hAnsi="Aptos" w:eastAsia="Aptos" w:cs="Aptos"/>
         </w:rPr>
-        <w:t xml:space="preserve"> pour l ia du fantome qui calcule le chemin le plus court menant au joueur a chaque deplacement)</w:t>
-      </w:r>
-      <w:r>
-        <w:rPr>
-          <w:rFonts w:ascii="Aptos" w:hAnsi="Aptos" w:eastAsia="Aptos" w:cs="Aptos"/>
-        </w:rPr>
-        <w:t>https://en.wikipedia.org/wiki/Breadth-first_search</w:t>
-      </w:r>
-    </w:p>
-    <w:p>
-      <w:pPr>
-        <w:rPr>
-          <w:rFonts w:ascii="Aptos" w:hAnsi="Aptos" w:eastAsia="Aptos" w:cs="Aptos"/>
-        </w:rPr>
-      </w:pPr>
-      <w:r>
-        <w:rPr>
-          <w:rFonts w:ascii="Aptos" w:hAnsi="Aptos" w:eastAsia="Aptos" w:cs="Aptos"/>
-        </w:rPr>
-        <w:t>1)</w:t>
+        <w:t xml:space="preserve"> </w:t>
+      </w:r>
+      <w:r>
+        <w:rPr>
+          <w:rFonts w:ascii="Aptos" w:hAnsi="Aptos" w:eastAsia="Aptos" w:cs="Aptos"/>
+        </w:rPr>
+        <w:t xml:space="preserve">sera </w:t>
+      </w:r>
+      <w:r>
+        <w:rPr>
+          <w:rFonts w:ascii="Aptos" w:hAnsi="Aptos" w:eastAsia="Aptos" w:cs="Aptos"/>
+        </w:rPr>
+        <w:t>pour l</w:t>
+      </w:r>
+      <w:r>
+        <w:rPr>
+          <w:rFonts w:ascii="Aptos" w:hAnsi="Aptos" w:eastAsia="Aptos" w:cs="Aptos"/>
+        </w:rPr>
+        <w:t>’IA</w:t>
+      </w:r>
+      <w:r>
+        <w:rPr>
+          <w:rFonts w:ascii="Aptos" w:hAnsi="Aptos" w:eastAsia="Aptos" w:cs="Aptos"/>
+        </w:rPr>
+        <w:t xml:space="preserve"> du </w:t>
+      </w:r>
+      <w:r>
+        <w:rPr>
+          <w:rFonts w:ascii="Aptos" w:hAnsi="Aptos" w:eastAsia="Aptos" w:cs="Aptos"/>
+        </w:rPr>
+        <w:t>fantôme</w:t>
+      </w:r>
+      <w:r>
+        <w:rPr>
+          <w:rFonts w:ascii="Aptos" w:hAnsi="Aptos" w:eastAsia="Aptos" w:cs="Aptos"/>
+        </w:rPr>
+        <w:t>,</w:t>
+      </w:r>
+      <w:r>
+        <w:rPr>
+          <w:rFonts w:ascii="Aptos" w:hAnsi="Aptos" w:eastAsia="Aptos" w:cs="Aptos"/>
+        </w:rPr>
+        <w:t xml:space="preserve"> qui calcule</w:t>
+      </w:r>
+      <w:r>
+        <w:rPr>
+          <w:rFonts w:ascii="Aptos" w:hAnsi="Aptos" w:eastAsia="Aptos" w:cs="Aptos"/>
+        </w:rPr>
+        <w:t>ra</w:t>
+      </w:r>
+      <w:r>
+        <w:rPr>
+          <w:rFonts w:ascii="Aptos" w:hAnsi="Aptos" w:eastAsia="Aptos" w:cs="Aptos"/>
+        </w:rPr>
+        <w:t xml:space="preserve"> le chemin le plus court menant au joueur </w:t>
+      </w:r>
+      <w:r>
+        <w:rPr>
+          <w:rFonts w:ascii="Aptos" w:hAnsi="Aptos" w:eastAsia="Aptos" w:cs="Aptos"/>
+        </w:rPr>
+        <w:t>à</w:t>
+      </w:r>
+      <w:r>
+        <w:rPr>
+          <w:rFonts w:ascii="Aptos" w:hAnsi="Aptos" w:eastAsia="Aptos" w:cs="Aptos"/>
+        </w:rPr>
+        <w:t xml:space="preserve"> chaque </w:t>
+      </w:r>
+      <w:r>
+        <w:rPr>
+          <w:rFonts w:ascii="Aptos" w:hAnsi="Aptos" w:eastAsia="Aptos" w:cs="Aptos"/>
+        </w:rPr>
+        <w:t>déplacement</w:t>
+      </w:r>
+      <w:r>
+        <w:rPr>
+          <w:rFonts w:ascii="Aptos" w:hAnsi="Aptos" w:eastAsia="Aptos" w:cs="Aptos"/>
+        </w:rPr>
+        <w:t>.</w:t>
+      </w:r>
+    </w:p>
+    <w:p>
+      <w:pPr>
+        <w:rPr>
+          <w:rFonts w:ascii="Aptos" w:hAnsi="Aptos" w:eastAsia="Aptos" w:cs="Aptos"/>
+        </w:rPr>
+      </w:pPr>
+      <w:r>
+        <w:rPr>
+          <w:rFonts w:ascii="Aptos" w:hAnsi="Aptos" w:eastAsia="Aptos" w:cs="Aptos"/>
+        </w:rPr>
+        <w:t xml:space="preserve"> https://en.wikipedia.org/wiki/Breadth-first_search</w:t>
+      </w:r>
+    </w:p>
+    <w:p>
+      <w:pPr>
+        <w:rPr>
+          <w:rFonts w:ascii="Aptos" w:hAnsi="Aptos" w:eastAsia="Aptos" w:cs="Aptos"/>
+        </w:rPr>
+      </w:pPr>
+      <w:r>
+        <w:rPr>
+          <w:rFonts w:ascii="Aptos" w:hAnsi="Aptos" w:eastAsia="Aptos" w:cs="Aptos"/>
+        </w:rPr>
+        <w:t>3</w:t>
+      </w:r>
+      <w:r>
+        <w:rPr>
+          <w:rFonts w:ascii="Aptos" w:hAnsi="Aptos" w:eastAsia="Aptos" w:cs="Aptos"/>
+        </w:rPr>
+        <w:t>)</w:t>
       </w:r>
       <w:r>
         <w:rPr>
@@ -690,50 +643,60 @@
         <w:rPr>
           <w:rFonts w:ascii="Aptos" w:hAnsi="Aptos" w:eastAsia="Aptos" w:cs="Aptos"/>
         </w:rPr>
-        <w:t>Contient le</w:t>
-      </w:r>
-      <w:r>
-        <w:rPr>
-          <w:rFonts w:ascii="Aptos" w:hAnsi="Aptos" w:eastAsia="Aptos" w:cs="Aptos"/>
-        </w:rPr>
-        <w:t xml:space="preserve"> style de la page avec les différentes classes cases du tableau</w:t>
-      </w:r>
-    </w:p>
-    <w:p>
-      <w:pPr>
-        <w:rPr>
-          <w:rFonts w:ascii="Aptos" w:hAnsi="Aptos" w:eastAsia="Aptos" w:cs="Aptos"/>
-        </w:rPr>
-      </w:pPr>
-      <w:r>
-        <w:rPr>
-          <w:rFonts w:ascii="Aptos" w:hAnsi="Aptos" w:eastAsia="Aptos" w:cs="Aptos"/>
-        </w:rPr>
-        <w:t>Classes (pour le joueur, le fantome, les pastilles, les murs)</w:t>
-      </w:r>
-    </w:p>
-    <w:p>
-      <w:r>
-        <w:rPr>
-          <w:noProof/>
-        </w:rPr>
+        <w:t>Il y aura des c</w:t>
+      </w:r>
+      <w:r>
+        <w:rPr>
+          <w:rFonts w:ascii="Aptos" w:hAnsi="Aptos" w:eastAsia="Aptos" w:cs="Aptos"/>
+        </w:rPr>
+        <w:t xml:space="preserve">lasses (pour le joueur, le </w:t>
+      </w:r>
+      <w:r>
+        <w:rPr>
+          <w:rFonts w:ascii="Aptos" w:hAnsi="Aptos" w:eastAsia="Aptos" w:cs="Aptos"/>
+        </w:rPr>
+        <w:t>fantôme</w:t>
+      </w:r>
+      <w:r>
+        <w:rPr>
+          <w:rFonts w:ascii="Aptos" w:hAnsi="Aptos" w:eastAsia="Aptos" w:cs="Aptos"/>
+        </w:rPr>
+        <w:t>, les pastilles, les murs)</w:t>
+      </w:r>
+      <w:r>
+        <w:rPr>
+          <w:rFonts w:ascii="Aptos" w:hAnsi="Aptos" w:eastAsia="Aptos" w:cs="Aptos"/>
+        </w:rPr>
+        <w:t>.</w:t>
+      </w:r>
+    </w:p>
+    <w:p>
+      <w:pPr>
+        <w:pStyle w:val="Normal"/>
+        <w:suppressLineNumbers w:val="0"/>
+        <w:bidi w:val="0"/>
+        <w:spacing w:before="0" w:beforeAutospacing="off" w:after="160" w:afterAutospacing="off" w:line="279" w:lineRule="auto"/>
+        <w:ind w:left="0" w:right="0"/>
+        <w:jc w:val="left"/>
+      </w:pPr>
+      <w:r>
         <w:drawing>
-          <wp:inline distT="0" distB="0" distL="0" distR="0" wp14:anchorId="5A22438C" wp14:editId="6BC06F3B">
-            <wp:extent cx="4572000" cy="2857500"/>
+          <wp:inline wp14:editId="3ACAE663" wp14:anchorId="5A22438C">
+            <wp:extent cx="4140365" cy="2587728"/>
             <wp:effectExtent l="0" t="0" r="0" b="0"/>
             <wp:docPr id="1141053236" name="drawing"/>
             <wp:cNvGraphicFramePr>
-              <a:graphicFrameLocks xmlns:a="http://schemas.openxmlformats.org/drawingml/2006/main" noChangeAspect="1"/>
+              <a:graphicFrameLocks noChangeAspect="1"/>
             </wp:cNvGraphicFramePr>
-            <a:graphic xmlns:a="http://schemas.openxmlformats.org/drawingml/2006/main">
-              <a:graphicData uri="http://schemas.openxmlformats.org/drawingml/2006/picture">
+            <a:graphic>
+              <a:graphicData xmlns:a="http://schemas.openxmlformats.org/drawingml/2006/main" uri="http://schemas.openxmlformats.org/drawingml/2006/picture">
                 <pic:pic xmlns:pic="http://schemas.openxmlformats.org/drawingml/2006/picture">
                   <pic:nvPicPr>
                     <pic:cNvPr id="1141053236" name="Picture 1141053236"/>
                     <pic:cNvPicPr/>
                   </pic:nvPicPr>
                   <pic:blipFill>
-                    <a:blip r:embed="rId5">
+                    <a:blip xmlns:r="http://schemas.openxmlformats.org/officeDocument/2006/relationships" r:embed="rId5">
                       <a:extLst>
                         <a:ext uri="{28A0092B-C50C-407E-A947-70E740481C1C}">
                           <a14:useLocalDpi xmlns:a14="http://schemas.microsoft.com/office/drawing/2010/main"/>
@@ -745,9 +708,9 @@
                     </a:stretch>
                   </pic:blipFill>
                   <pic:spPr>
-                    <a:xfrm>
+                    <a:xfrm rot="0">
                       <a:off x="0" y="0"/>
-                      <a:ext cx="4572000" cy="2857500"/>
+                      <a:ext cx="4140365" cy="2587728"/>
                     </a:xfrm>
                     <a:prstGeom prst="rect">
                       <a:avLst/>
@@ -894,13 +857,13 @@
         <w:rPr>
           <w:rFonts w:ascii="Aptos" w:hAnsi="Aptos" w:eastAsia="Aptos" w:cs="Aptos"/>
         </w:rPr>
-        <w:t xml:space="preserve">Un tableau de de chaines de </w:t>
-      </w:r>
-      <w:r>
-        <w:rPr>
-          <w:rFonts w:ascii="Aptos" w:hAnsi="Aptos" w:eastAsia="Aptos" w:cs="Aptos"/>
-        </w:rPr>
-        <w:t>caracteres</w:t>
+        <w:t xml:space="preserve">Un tableau de chaines de </w:t>
+      </w:r>
+      <w:r>
+        <w:rPr>
+          <w:rFonts w:ascii="Aptos" w:hAnsi="Aptos" w:eastAsia="Aptos" w:cs="Aptos"/>
+        </w:rPr>
+        <w:t>caractères</w:t>
       </w:r>
       <w:r>
         <w:rPr>
@@ -912,7 +875,7 @@
         <w:rPr>
           <w:rFonts w:ascii="Aptos" w:hAnsi="Aptos" w:eastAsia="Aptos" w:cs="Aptos"/>
         </w:rPr>
-        <w:t>pacman</w:t>
+        <w:t>Pac-Man</w:t>
       </w:r>
       <w:r>
         <w:rPr>
@@ -924,25 +887,292 @@
         <w:rPr>
           <w:rFonts w:ascii="Aptos" w:hAnsi="Aptos" w:eastAsia="Aptos" w:cs="Aptos"/>
         </w:rPr>
-        <w:t>fantome</w:t>
-      </w:r>
-      <w:r>
-        <w:rPr>
-          <w:rFonts w:ascii="Aptos" w:hAnsi="Aptos" w:eastAsia="Aptos" w:cs="Aptos"/>
-        </w:rPr>
-        <w:t xml:space="preserve"> et vide les cases vides, 1 ligne de la carte=1valeur du tableau (soit une chaine de </w:t>
-      </w:r>
-      <w:r>
-        <w:rPr>
-          <w:rFonts w:ascii="Aptos" w:hAnsi="Aptos" w:eastAsia="Aptos" w:cs="Aptos"/>
-        </w:rPr>
-        <w:t>caracteres</w:t>
+        <w:t>fantôme</w:t>
+      </w:r>
+      <w:r>
+        <w:rPr>
+          <w:rFonts w:ascii="Aptos" w:hAnsi="Aptos" w:eastAsia="Aptos" w:cs="Aptos"/>
+        </w:rPr>
+        <w:t xml:space="preserve"> et vide les cases vides</w:t>
+      </w:r>
+      <w:r>
+        <w:rPr>
+          <w:rFonts w:ascii="Aptos" w:hAnsi="Aptos" w:eastAsia="Aptos" w:cs="Aptos"/>
+        </w:rPr>
+        <w:t xml:space="preserve"> contenant une pastille sont O</w:t>
+      </w:r>
+      <w:r>
+        <w:rPr>
+          <w:rFonts w:ascii="Aptos" w:hAnsi="Aptos" w:eastAsia="Aptos" w:cs="Aptos"/>
+        </w:rPr>
+        <w:t xml:space="preserve">, 1 ligne de la carte=1valeur du tableau (soit une chaine de </w:t>
+      </w:r>
+      <w:r>
+        <w:rPr>
+          <w:rFonts w:ascii="Aptos" w:hAnsi="Aptos" w:eastAsia="Aptos" w:cs="Aptos"/>
+        </w:rPr>
+        <w:t>caractères</w:t>
       </w:r>
       <w:r>
         <w:rPr>
           <w:rFonts w:ascii="Aptos" w:hAnsi="Aptos" w:eastAsia="Aptos" w:cs="Aptos"/>
         </w:rPr>
         <w:t>))</w:t>
+      </w:r>
+    </w:p>
+    <w:p>
+      <w:pPr>
+        <w:pStyle w:val="ListParagraph"/>
+        <w:ind w:left="720"/>
+        <w:rPr>
+          <w:rFonts w:ascii="Aptos" w:hAnsi="Aptos" w:eastAsia="Aptos" w:cs="Aptos"/>
+          <w:lang w:val="en-US"/>
+        </w:rPr>
+      </w:pPr>
+      <w:r>
+        <w:rPr>
+          <w:rFonts w:ascii="Aptos" w:hAnsi="Aptos" w:eastAsia="Aptos" w:cs="Aptos"/>
+          <w:lang w:val="en-US"/>
+        </w:rPr>
+        <w:t>[</w:t>
+      </w:r>
+      <w:r>
+        <w:rPr>
+          <w:rFonts w:ascii="Aptos" w:hAnsi="Aptos" w:eastAsia="Aptos" w:cs="Aptos"/>
+          <w:lang w:val="en-US"/>
+        </w:rPr>
+        <w:t>XXXXXXXXXXXXXXXXX,XF</w:t>
+      </w:r>
+      <w:r>
+        <w:rPr>
+          <w:rFonts w:ascii="Aptos" w:hAnsi="Aptos" w:eastAsia="Aptos" w:cs="Aptos"/>
+          <w:lang w:val="en-US"/>
+        </w:rPr>
+        <w:t>OOOOXOOOXOOOOOX</w:t>
+      </w:r>
+      <w:r>
+        <w:rPr>
+          <w:rFonts w:ascii="Aptos" w:hAnsi="Aptos" w:eastAsia="Aptos" w:cs="Aptos"/>
+          <w:lang w:val="en-US"/>
+        </w:rPr>
+        <w:t>,</w:t>
+      </w:r>
+      <w:r>
+        <w:rPr>
+          <w:rFonts w:ascii="Aptos" w:hAnsi="Aptos" w:eastAsia="Aptos" w:cs="Aptos"/>
+          <w:lang w:val="en-US"/>
+        </w:rPr>
+        <w:t>XOXXXOXOXOXOXXXOX,</w:t>
+      </w:r>
+      <w:r>
+        <w:rPr>
+          <w:rFonts w:ascii="Aptos" w:hAnsi="Aptos" w:eastAsia="Aptos" w:cs="Aptos"/>
+          <w:lang w:val="en-US"/>
+        </w:rPr>
+        <w:t>XOXOOOXOXOXOOOXOX</w:t>
+      </w:r>
+      <w:r>
+        <w:rPr>
+          <w:rFonts w:ascii="Aptos" w:hAnsi="Aptos" w:eastAsia="Aptos" w:cs="Aptos"/>
+          <w:lang w:val="en-US"/>
+        </w:rPr>
+        <w:t>,</w:t>
+      </w:r>
+      <w:r>
+        <w:rPr>
+          <w:rFonts w:ascii="Aptos" w:hAnsi="Aptos" w:eastAsia="Aptos" w:cs="Aptos"/>
+          <w:lang w:val="en-US"/>
+        </w:rPr>
+        <w:t>XOXOXOXOXOXOXOXOX,</w:t>
+      </w:r>
+      <w:r>
+        <w:rPr>
+          <w:rFonts w:ascii="Aptos" w:hAnsi="Aptos" w:eastAsia="Aptos" w:cs="Aptos"/>
+          <w:lang w:val="en-US"/>
+        </w:rPr>
+        <w:t>XOXOXOXOXOXOXOXOX</w:t>
+      </w:r>
+      <w:r>
+        <w:rPr>
+          <w:rFonts w:ascii="Aptos" w:hAnsi="Aptos" w:eastAsia="Aptos" w:cs="Aptos"/>
+          <w:lang w:val="en-US"/>
+        </w:rPr>
+        <w:t>,</w:t>
+      </w:r>
+      <w:r>
+        <w:rPr>
+          <w:rFonts w:ascii="Aptos" w:hAnsi="Aptos" w:eastAsia="Aptos" w:cs="Aptos"/>
+          <w:lang w:val="en-US"/>
+        </w:rPr>
+        <w:t>XOXOXOOOOOOOXOXOX,</w:t>
+      </w:r>
+      <w:r>
+        <w:rPr>
+          <w:rFonts w:ascii="Aptos" w:hAnsi="Aptos" w:eastAsia="Aptos" w:cs="Aptos"/>
+          <w:lang w:val="en-US"/>
+        </w:rPr>
+        <w:t>XOOOOOXXXXXOOOOOX</w:t>
+      </w:r>
+      <w:r>
+        <w:rPr>
+          <w:rFonts w:ascii="Aptos" w:hAnsi="Aptos" w:eastAsia="Aptos" w:cs="Aptos"/>
+          <w:lang w:val="en-US"/>
+        </w:rPr>
+        <w:t>,</w:t>
+      </w:r>
+      <w:r>
+        <w:rPr>
+          <w:rFonts w:ascii="Aptos" w:hAnsi="Aptos" w:eastAsia="Aptos" w:cs="Aptos"/>
+          <w:lang w:val="en-US"/>
+        </w:rPr>
+        <w:t>XXXXXOOOPOOOXXXXX,</w:t>
+      </w:r>
+      <w:r>
+        <w:rPr>
+          <w:rFonts w:ascii="Aptos" w:hAnsi="Aptos" w:eastAsia="Aptos" w:cs="Aptos"/>
+          <w:lang w:val="en-US"/>
+        </w:rPr>
+        <w:t>XOO</w:t>
+      </w:r>
+      <w:r>
+        <w:rPr>
+          <w:rFonts w:ascii="Aptos" w:hAnsi="Aptos" w:eastAsia="Aptos" w:cs="Aptos"/>
+          <w:lang w:val="en-US"/>
+        </w:rPr>
+        <w:t>OOOXXXXXOOOOOX</w:t>
+      </w:r>
+      <w:r>
+        <w:rPr>
+          <w:rFonts w:ascii="Aptos" w:hAnsi="Aptos" w:eastAsia="Aptos" w:cs="Aptos"/>
+          <w:lang w:val="en-US"/>
+        </w:rPr>
+        <w:t>,</w:t>
+      </w:r>
+      <w:r>
+        <w:rPr>
+          <w:rFonts w:ascii="Aptos" w:hAnsi="Aptos" w:eastAsia="Aptos" w:cs="Aptos"/>
+          <w:lang w:val="en-US"/>
+        </w:rPr>
+        <w:t>XOXOXOOOOOOOXOXOX</w:t>
+      </w:r>
+      <w:r>
+        <w:rPr>
+          <w:rFonts w:ascii="Aptos" w:hAnsi="Aptos" w:eastAsia="Aptos" w:cs="Aptos"/>
+          <w:lang w:val="en-US"/>
+        </w:rPr>
+        <w:t>,</w:t>
+      </w:r>
+      <w:r>
+        <w:rPr>
+          <w:rFonts w:ascii="Aptos" w:hAnsi="Aptos" w:eastAsia="Aptos" w:cs="Aptos"/>
+          <w:lang w:val="en-US"/>
+        </w:rPr>
+        <w:t>XOXOXO</w:t>
+      </w:r>
+      <w:r>
+        <w:rPr>
+          <w:rFonts w:ascii="Aptos" w:hAnsi="Aptos" w:eastAsia="Aptos" w:cs="Aptos"/>
+          <w:lang w:val="en-US"/>
+        </w:rPr>
+        <w:t>XOXOXOXOXOX</w:t>
+      </w:r>
+      <w:r>
+        <w:rPr>
+          <w:rFonts w:ascii="Aptos" w:hAnsi="Aptos" w:eastAsia="Aptos" w:cs="Aptos"/>
+          <w:lang w:val="en-US"/>
+        </w:rPr>
+        <w:t>,</w:t>
+      </w:r>
+      <w:r>
+        <w:rPr>
+          <w:rFonts w:ascii="Aptos" w:hAnsi="Aptos" w:eastAsia="Aptos" w:cs="Aptos"/>
+          <w:lang w:val="en-US"/>
+        </w:rPr>
+        <w:t>XOXOXOXOXOXOXOXOX</w:t>
+      </w:r>
+      <w:r>
+        <w:rPr>
+          <w:rFonts w:ascii="Aptos" w:hAnsi="Aptos" w:eastAsia="Aptos" w:cs="Aptos"/>
+          <w:lang w:val="en-US"/>
+        </w:rPr>
+        <w:t>,</w:t>
+      </w:r>
+      <w:r>
+        <w:rPr>
+          <w:rFonts w:ascii="Aptos" w:hAnsi="Aptos" w:eastAsia="Aptos" w:cs="Aptos"/>
+          <w:lang w:val="en-US"/>
+        </w:rPr>
+        <w:t>XOXOO</w:t>
+      </w:r>
+      <w:r>
+        <w:rPr>
+          <w:rFonts w:ascii="Aptos" w:hAnsi="Aptos" w:eastAsia="Aptos" w:cs="Aptos"/>
+          <w:lang w:val="en-US"/>
+        </w:rPr>
+        <w:t>O</w:t>
+      </w:r>
+      <w:r>
+        <w:rPr>
+          <w:rFonts w:ascii="Aptos" w:hAnsi="Aptos" w:eastAsia="Aptos" w:cs="Aptos"/>
+          <w:lang w:val="en-US"/>
+        </w:rPr>
+        <w:t>XOXOXOOOXOX</w:t>
+      </w:r>
+      <w:r>
+        <w:rPr>
+          <w:rFonts w:ascii="Aptos" w:hAnsi="Aptos" w:eastAsia="Aptos" w:cs="Aptos"/>
+          <w:lang w:val="en-US"/>
+        </w:rPr>
+        <w:t>,</w:t>
+      </w:r>
+      <w:r>
+        <w:rPr>
+          <w:rFonts w:ascii="Aptos" w:hAnsi="Aptos" w:eastAsia="Aptos" w:cs="Aptos"/>
+          <w:lang w:val="en-US"/>
+        </w:rPr>
+        <w:t>XOXXXOXOXOXOXXXOX</w:t>
+      </w:r>
+      <w:r>
+        <w:rPr>
+          <w:rFonts w:ascii="Aptos" w:hAnsi="Aptos" w:eastAsia="Aptos" w:cs="Aptos"/>
+          <w:lang w:val="en-US"/>
+        </w:rPr>
+        <w:t>,</w:t>
+      </w:r>
+      <w:r>
+        <w:rPr>
+          <w:rFonts w:ascii="Aptos" w:hAnsi="Aptos" w:eastAsia="Aptos" w:cs="Aptos"/>
+          <w:lang w:val="en-US"/>
+        </w:rPr>
+        <w:t>XFOOO</w:t>
+      </w:r>
+      <w:r>
+        <w:rPr>
+          <w:rFonts w:ascii="Aptos" w:hAnsi="Aptos" w:eastAsia="Aptos" w:cs="Aptos"/>
+          <w:lang w:val="en-US"/>
+        </w:rPr>
+        <w:t>O</w:t>
+      </w:r>
+      <w:r>
+        <w:rPr>
+          <w:rFonts w:ascii="Aptos" w:hAnsi="Aptos" w:eastAsia="Aptos" w:cs="Aptos"/>
+          <w:lang w:val="en-US"/>
+        </w:rPr>
+        <w:t>XOOOXOOOOOX</w:t>
+      </w:r>
+      <w:r>
+        <w:rPr>
+          <w:rFonts w:ascii="Aptos" w:hAnsi="Aptos" w:eastAsia="Aptos" w:cs="Aptos"/>
+          <w:lang w:val="en-US"/>
+        </w:rPr>
+        <w:t>,XXXXXXXXXXXXXXXXX</w:t>
+      </w:r>
+      <w:r>
+        <w:rPr>
+          <w:rFonts w:ascii="Aptos" w:hAnsi="Aptos" w:eastAsia="Aptos" w:cs="Aptos"/>
+          <w:lang w:val="en-US"/>
+        </w:rPr>
+        <w:t>]</w:t>
       </w:r>
     </w:p>
     <w:p>
@@ -972,7 +1202,7 @@
         <w:rPr>
           <w:rFonts w:eastAsia="" w:eastAsiaTheme="minorEastAsia"/>
         </w:rPr>
-        <w:t>l</w:t>
+        <w:t>l'image</w:t>
       </w:r>
       <w:r>
         <w:rPr>
@@ -984,25 +1214,13 @@
         <w:rPr>
           <w:rFonts w:eastAsia="" w:eastAsiaTheme="minorEastAsia"/>
         </w:rPr>
-        <w:t>image</w:t>
+        <w:t xml:space="preserve">d’un </w:t>
       </w:r>
       <w:r>
         <w:rPr>
           <w:rFonts w:eastAsia="" w:eastAsiaTheme="minorEastAsia"/>
         </w:rPr>
-        <w:t xml:space="preserve"> </w:t>
-      </w:r>
-      <w:r>
-        <w:rPr>
-          <w:rFonts w:eastAsia="" w:eastAsiaTheme="minorEastAsia"/>
-        </w:rPr>
-        <w:t xml:space="preserve">d’un </w:t>
-      </w:r>
-      <w:r>
-        <w:rPr>
-          <w:rFonts w:eastAsia="" w:eastAsiaTheme="minorEastAsia"/>
-        </w:rPr>
-        <w:t>element</w:t>
+        <w:t>élément</w:t>
       </w:r>
       <w:r>
         <w:rPr>
@@ -1067,128 +1285,211 @@
     </w:p>
     <w:p>
       <w:pPr>
-        <w:jc w:val="center"/>
-        <w:rPr>
-          <w:rFonts w:eastAsiaTheme="minorEastAsia"/>
-          <w:b/>
-          <w:bCs/>
-          <w:sz w:val="32"/>
-          <w:szCs w:val="32"/>
-          <w:u w:val="single"/>
-        </w:rPr>
-      </w:pPr>
-    </w:p>
-    <w:p>
-      <w:pPr>
-        <w:jc w:val="center"/>
-        <w:rPr>
-          <w:rFonts w:eastAsiaTheme="minorEastAsia"/>
-          <w:b/>
-          <w:bCs/>
-          <w:sz w:val="32"/>
-          <w:szCs w:val="32"/>
-          <w:u w:val="single"/>
-        </w:rPr>
-      </w:pPr>
-    </w:p>
-    <w:p>
-      <w:pPr>
-        <w:rPr>
-          <w:rFonts w:eastAsiaTheme="minorEastAsia"/>
-        </w:rPr>
-      </w:pPr>
-      <w:hyperlink r:id="rId8">
-        <w:r>
-          <w:rPr>
-            <w:rStyle w:val="Hyperlink"/>
-            <w:rFonts w:eastAsiaTheme="minorEastAsia"/>
-          </w:rPr>
-          <w:t>https://youtu.be/WxeTMsaSOaA?si=sqDMnRg6pZxbqUZl</w:t>
-        </w:r>
-      </w:hyperlink>
-    </w:p>
-    <w:p>
-      <w:r>
-        <w:rPr>
-          <w:noProof/>
-        </w:rPr>
-        <w:drawing>
-          <wp:anchor distT="0" distB="0" distL="114300" distR="114300" simplePos="0" relativeHeight="251658240" behindDoc="0" locked="0" layoutInCell="1" allowOverlap="1" wp14:anchorId="275BB616" wp14:editId="7747C4D9">
-            <wp:simplePos x="0" y="0"/>
-            <wp:positionH relativeFrom="column">
-              <wp:align>left</wp:align>
-            </wp:positionH>
-            <wp:positionV relativeFrom="paragraph">
-              <wp:posOffset>0</wp:posOffset>
-            </wp:positionV>
-            <wp:extent cx="5553074" cy="3219450"/>
-            <wp:effectExtent l="0" t="0" r="0" b="0"/>
-            <wp:wrapSquare wrapText="bothSides"/>
-            <wp:docPr id="2080440616" name="picture" title="Vidéo intitulée : Code Pacman in Javascript">
-              <a:hlinkClick xmlns:a="http://schemas.openxmlformats.org/drawingml/2006/main" r:id="rId8"/>
-            </wp:docPr>
-            <wp:cNvGraphicFramePr>
-              <a:graphicFrameLocks xmlns:a="http://schemas.openxmlformats.org/drawingml/2006/main" noGrp="1" noSelect="1" noChangeAspect="1" noMove="1" noResize="1"/>
-            </wp:cNvGraphicFramePr>
-            <a:graphic xmlns:a="http://schemas.openxmlformats.org/drawingml/2006/main">
-              <a:graphicData uri="http://schemas.openxmlformats.org/drawingml/2006/picture">
-                <pic:pic xmlns:pic="http://schemas.openxmlformats.org/drawingml/2006/picture">
-                  <pic:nvPicPr>
-                    <pic:cNvPr id="0" name="picture"/>
-                    <pic:cNvPicPr>
-                      <a:picLocks noGrp="1" noRot="1" noChangeAspect="1" noMove="1" noResize="1" noEditPoints="1" noAdjustHandles="1" noChangeArrowheads="1" noChangeShapeType="1" noCrop="1"/>
-                    </pic:cNvPicPr>
-                  </pic:nvPicPr>
-                  <pic:blipFill>
-                    <a:blip r:embed="rId9">
-                      <a:extLst>
-                        <a:ext uri="{28A0092B-C50C-407E-A947-70E740481C1C}">
-                          <a14:useLocalDpi xmlns:a14="http://schemas.microsoft.com/office/drawing/2010/main" val="0"/>
-                        </a:ext>
-                        <a:ext uri="http://schemas.microsoft.com/office/word/2020/oembed">
-                          <woe:oembed xmlns:woe="http://schemas.microsoft.com/office/word/2020/oembed" oEmbedUrl="https://youtu.be/WxeTMsaSOaA?si=sqDMnRg6pZxbqUZl" mediaType="Video" picLocksAutoForOEmbed="1"/>
-                        </a:ext>
-                      </a:extLst>
-                    </a:blip>
-                    <a:stretch>
-                      <a:fillRect/>
-                    </a:stretch>
-                  </pic:blipFill>
-                  <pic:spPr>
-                    <a:xfrm>
-                      <a:off x="0" y="0"/>
-                      <a:ext cx="5553074" cy="3219450"/>
-                    </a:xfrm>
-                    <a:prstGeom prst="rect">
-                      <a:avLst/>
-                    </a:prstGeom>
-                  </pic:spPr>
-                </pic:pic>
-              </a:graphicData>
-            </a:graphic>
-            <wp14:sizeRelH relativeFrom="page">
-              <wp14:pctWidth>0</wp14:pctWidth>
-            </wp14:sizeRelH>
-            <wp14:sizeRelV relativeFrom="page">
-              <wp14:pctHeight>0</wp14:pctHeight>
-            </wp14:sizeRelV>
-          </wp:anchor>
-        </w:drawing>
-      </w:r>
-    </w:p>
-    <w:p>
-      <w:pPr>
-        <w:rPr>
-          <w:rFonts w:eastAsiaTheme="minorEastAsia"/>
-        </w:rPr>
-      </w:pPr>
-    </w:p>
-    <w:p>
-      <w:pPr>
-        <w:rPr>
-          <w:rFonts w:eastAsiaTheme="minorEastAsia"/>
-        </w:rPr>
-      </w:pPr>
+        <w:pStyle w:val="ListParagraph"/>
+        <w:numPr>
+          <w:ilvl w:val="0"/>
+          <w:numId w:val="3"/>
+        </w:numPr>
+        <w:suppressLineNumbers w:val="0"/>
+        <w:bidi w:val="0"/>
+        <w:spacing w:before="0" w:beforeAutospacing="off" w:after="160" w:afterAutospacing="off" w:line="279" w:lineRule="auto"/>
+        <w:ind w:right="0"/>
+        <w:jc w:val="left"/>
+        <w:rPr>
+          <w:rFonts w:ascii="Aptos" w:hAnsi="Aptos" w:eastAsia="Aptos" w:cs="Aptos"/>
+          <w:lang w:val="fr-FR"/>
+        </w:rPr>
+      </w:pPr>
+      <w:r>
+        <w:rPr>
+          <w:rFonts w:ascii="Aptos" w:hAnsi="Aptos" w:eastAsia="Aptos" w:cs="Aptos"/>
+          <w:lang w:val="fr-FR"/>
+        </w:rPr>
+        <w:t>Eugenie :</w:t>
+      </w:r>
+      <w:r>
+        <w:rPr>
+          <w:rFonts w:ascii="Aptos" w:hAnsi="Aptos" w:eastAsia="Aptos" w:cs="Aptos"/>
+          <w:lang w:val="fr-FR"/>
+        </w:rPr>
+        <w:t xml:space="preserve"> </w:t>
+      </w:r>
+      <w:r>
+        <w:rPr>
+          <w:rFonts w:ascii="Aptos" w:hAnsi="Aptos" w:eastAsia="Aptos" w:cs="Aptos"/>
+          <w:lang w:val="fr-FR"/>
+        </w:rPr>
+        <w:t>style de carte</w:t>
+      </w:r>
+      <w:r>
+        <w:rPr>
+          <w:rFonts w:ascii="Aptos" w:hAnsi="Aptos" w:eastAsia="Aptos" w:cs="Aptos"/>
+          <w:lang w:val="fr-FR"/>
+        </w:rPr>
+        <w:t xml:space="preserve">, </w:t>
+      </w:r>
+      <w:r>
+        <w:rPr>
+          <w:rFonts w:ascii="Aptos" w:hAnsi="Aptos" w:eastAsia="Aptos" w:cs="Aptos"/>
+          <w:lang w:val="fr-FR"/>
+        </w:rPr>
+        <w:t>direction_fantome</w:t>
+      </w:r>
+      <w:r>
+        <w:rPr>
+          <w:rFonts w:ascii="Aptos" w:hAnsi="Aptos" w:eastAsia="Aptos" w:cs="Aptos"/>
+          <w:lang w:val="fr-FR"/>
+        </w:rPr>
+        <w:t xml:space="preserve">, </w:t>
+      </w:r>
+      <w:r>
+        <w:rPr>
+          <w:rFonts w:ascii="Aptos" w:hAnsi="Aptos" w:eastAsia="Aptos" w:cs="Aptos"/>
+          <w:lang w:val="fr-FR"/>
+        </w:rPr>
+        <w:t>window</w:t>
+      </w:r>
+      <w:r>
+        <w:rPr>
+          <w:rFonts w:ascii="Aptos" w:hAnsi="Aptos" w:eastAsia="Aptos" w:cs="Aptos"/>
+          <w:lang w:val="fr-FR"/>
+        </w:rPr>
+        <w:t xml:space="preserve"> </w:t>
+      </w:r>
+      <w:r>
+        <w:rPr>
+          <w:rFonts w:ascii="Aptos" w:hAnsi="Aptos" w:eastAsia="Aptos" w:cs="Aptos"/>
+          <w:lang w:val="fr-FR"/>
+        </w:rPr>
+        <w:t>onload</w:t>
+      </w:r>
+      <w:r>
+        <w:rPr>
+          <w:rFonts w:ascii="Aptos" w:hAnsi="Aptos" w:eastAsia="Aptos" w:cs="Aptos"/>
+          <w:lang w:val="fr-FR"/>
+        </w:rPr>
+        <w:t xml:space="preserve">, </w:t>
+      </w:r>
+      <w:r>
+        <w:rPr>
+          <w:rFonts w:ascii="Aptos" w:hAnsi="Aptos" w:eastAsia="Aptos" w:cs="Aptos"/>
+          <w:lang w:val="fr-FR"/>
+        </w:rPr>
+        <w:t>creer</w:t>
+      </w:r>
+      <w:r>
+        <w:rPr>
+          <w:rFonts w:ascii="Aptos" w:hAnsi="Aptos" w:eastAsia="Aptos" w:cs="Aptos"/>
+          <w:lang w:val="fr-FR"/>
+        </w:rPr>
+        <w:t xml:space="preserve"> le tableau de carte</w:t>
+      </w:r>
+    </w:p>
+    <w:p>
+      <w:pPr>
+        <w:pStyle w:val="ListParagraph"/>
+        <w:numPr>
+          <w:ilvl w:val="0"/>
+          <w:numId w:val="3"/>
+        </w:numPr>
+        <w:suppressLineNumbers w:val="0"/>
+        <w:bidi w:val="0"/>
+        <w:spacing w:before="0" w:beforeAutospacing="off" w:after="160" w:afterAutospacing="off" w:line="279" w:lineRule="auto"/>
+        <w:ind w:right="0"/>
+        <w:jc w:val="left"/>
+        <w:rPr>
+          <w:rFonts w:ascii="Aptos" w:hAnsi="Aptos" w:eastAsia="Aptos" w:cs="Aptos"/>
+        </w:rPr>
+      </w:pPr>
+      <w:r>
+        <w:rPr>
+          <w:rFonts w:ascii="Aptos" w:hAnsi="Aptos" w:eastAsia="Aptos" w:cs="Aptos"/>
+        </w:rPr>
+        <w:t>Ambre :</w:t>
+      </w:r>
+      <w:r>
+        <w:rPr>
+          <w:rFonts w:ascii="Aptos" w:hAnsi="Aptos" w:eastAsia="Aptos" w:cs="Aptos"/>
+        </w:rPr>
+        <w:t xml:space="preserve"> </w:t>
+      </w:r>
+      <w:r>
+        <w:rPr>
+          <w:rFonts w:ascii="Aptos" w:hAnsi="Aptos" w:eastAsia="Aptos" w:cs="Aptos"/>
+        </w:rPr>
+        <w:t>direction_joueur</w:t>
+      </w:r>
+      <w:r>
+        <w:rPr>
+          <w:rFonts w:ascii="Aptos" w:hAnsi="Aptos" w:eastAsia="Aptos" w:cs="Aptos"/>
+        </w:rPr>
+        <w:t>, rafraichir</w:t>
+      </w:r>
+      <w:r>
+        <w:rPr>
+          <w:rFonts w:ascii="Aptos" w:hAnsi="Aptos" w:eastAsia="Aptos" w:cs="Aptos"/>
+        </w:rPr>
+        <w:t>, charger_images</w:t>
+      </w:r>
+    </w:p>
+    <w:p>
+      <w:pPr>
+        <w:pStyle w:val="ListParagraph"/>
+        <w:numPr>
+          <w:ilvl w:val="0"/>
+          <w:numId w:val="3"/>
+        </w:numPr>
+        <w:suppressLineNumbers w:val="0"/>
+        <w:bidi w:val="0"/>
+        <w:spacing w:before="0" w:beforeAutospacing="off" w:after="160" w:afterAutospacing="off" w:line="279" w:lineRule="auto"/>
+        <w:ind w:right="0"/>
+        <w:jc w:val="left"/>
+        <w:rPr>
+          <w:rFonts w:ascii="Aptos" w:hAnsi="Aptos" w:eastAsia="Aptos" w:cs="Aptos"/>
+        </w:rPr>
+      </w:pPr>
+      <w:r>
+        <w:rPr>
+          <w:rFonts w:ascii="Aptos" w:hAnsi="Aptos" w:eastAsia="Aptos" w:cs="Aptos"/>
+        </w:rPr>
+        <w:t>Nouha</w:t>
+      </w:r>
+      <w:r>
+        <w:rPr>
+          <w:rFonts w:ascii="Aptos" w:hAnsi="Aptos" w:eastAsia="Aptos" w:cs="Aptos"/>
+        </w:rPr>
+        <w:t xml:space="preserve"> :</w:t>
+      </w:r>
+      <w:r>
+        <w:rPr>
+          <w:rFonts w:ascii="Aptos" w:hAnsi="Aptos" w:eastAsia="Aptos" w:cs="Aptos"/>
+        </w:rPr>
+        <w:t xml:space="preserve"> background </w:t>
+      </w:r>
+      <w:r>
+        <w:rPr>
+          <w:rFonts w:ascii="Aptos" w:hAnsi="Aptos" w:eastAsia="Aptos" w:cs="Aptos"/>
+        </w:rPr>
+        <w:t>color</w:t>
+      </w:r>
+      <w:r>
+        <w:rPr>
+          <w:rFonts w:ascii="Aptos" w:hAnsi="Aptos" w:eastAsia="Aptos" w:cs="Aptos"/>
+        </w:rPr>
+        <w:t xml:space="preserve">, </w:t>
+      </w:r>
+      <w:r>
+        <w:rPr>
+          <w:rFonts w:ascii="Aptos" w:hAnsi="Aptos" w:eastAsia="Aptos" w:cs="Aptos"/>
+        </w:rPr>
+        <w:t>afficher_elements</w:t>
+      </w:r>
+      <w:r>
+        <w:rPr>
+          <w:rFonts w:ascii="Aptos" w:hAnsi="Aptos" w:eastAsia="Aptos" w:cs="Aptos"/>
+        </w:rPr>
+        <w:t>, fonction score</w:t>
+      </w:r>
     </w:p>
     <w:p>
       <w:pPr>
@@ -1209,6 +1510,118 @@
 
 <file path=word/numbering.xml><?xml version="1.0" encoding="utf-8"?>
 <w:numbering xmlns:wpc="http://schemas.microsoft.com/office/word/2010/wordprocessingCanvas" xmlns:cx="http://schemas.microsoft.com/office/drawing/2014/chartex" xmlns:cx1="http://schemas.microsoft.com/office/drawing/2015/9/8/chartex" xmlns:cx2="http://schemas.microsoft.com/office/drawing/2015/10/21/chartex" xmlns:cx3="http://schemas.microsoft.com/office/drawing/2016/5/9/chartex" xmlns:cx4="http://schemas.microsoft.com/office/drawing/2016/5/10/chartex" xmlns:cx5="http://schemas.microsoft.com/office/drawing/2016/5/11/chartex" xmlns:cx6="http://schemas.microsoft.com/office/drawing/2016/5/12/chartex" xmlns:cx7="http://schemas.microsoft.com/office/drawing/2016/5/13/chartex" xmlns:cx8="http://schemas.microsoft.com/office/drawing/2016/5/14/chartex" xmlns:mc="http://schemas.openxmlformats.org/markup-compatibility/2006" xmlns:aink="http://schemas.microsoft.com/office/drawing/2016/ink" xmlns:am3d="http://schemas.microsoft.com/office/drawing/2017/model3d" xmlns:o="urn:schemas-microsoft-com:office:office" xmlns:oel="http://schemas.microsoft.com/office/2019/extlst" xmlns:r="http://schemas.openxmlformats.org/officeDocument/2006/relationships" xmlns:m="http://schemas.openxmlformats.org/officeDocument/2006/math" xmlns:v="urn:schemas-microsoft-com:vml" xmlns:wp14="http://schemas.microsoft.com/office/word/2010/wordprocessingDrawing" xmlns:wp="http://schemas.openxmlformats.org/drawingml/2006/wordprocessingDrawing" xmlns:w10="urn:schemas-microsoft-com:office:word" xmlns:w="http://schemas.openxmlformats.org/wordprocessingml/2006/main" xmlns:w14="http://schemas.microsoft.com/office/word/2010/wordml" xmlns:w15="http://schemas.microsoft.com/office/word/2012/wordml" xmlns:w16cex="http://schemas.microsoft.com/office/word/2018/wordml/cex" xmlns:w16cid="http://schemas.microsoft.com/office/word/2016/wordml/cid" xmlns:w16="http://schemas.microsoft.com/office/word/2018/wordml" xmlns:w16du="http://schemas.microsoft.com/office/word/2023/wordml/word16du" xmlns:w16sdtdh="http://schemas.microsoft.com/office/word/2020/wordml/sdtdatahash" xmlns:w16sdtfl="http://schemas.microsoft.com/office/word/2024/wordml/sdtformatlock" xmlns:w16se="http://schemas.microsoft.com/office/word/2015/wordml/symex" xmlns:wpg="http://schemas.microsoft.com/office/word/2010/wordprocessingGroup" xmlns:wpi="http://schemas.microsoft.com/office/word/2010/wordprocessingInk" xmlns:wne="http://schemas.microsoft.com/office/word/2006/wordml" xmlns:wps="http://schemas.microsoft.com/office/word/2010/wordprocessingShape" mc:Ignorable="w14 w15 w16se w16cid w16 w16cex w16sdtdh w16sdtfl w16du wp14">
+  <w:abstractNum xmlns:w="http://schemas.openxmlformats.org/wordprocessingml/2006/main" w:abstractNumId="2">
+    <w:nsid w:val="3d503bd9"/>
+    <w:multiLevelType xmlns:w="http://schemas.openxmlformats.org/wordprocessingml/2006/main" w:val="hybridMultilevel"/>
+    <w:lvl xmlns:w="http://schemas.openxmlformats.org/wordprocessingml/2006/main" w:ilvl="0">
+      <w:start w:val="1"/>
+      <w:numFmt w:val="bullet"/>
+      <w:lvlText w:val="-"/>
+      <w:lvlJc w:val="left"/>
+      <w:pPr>
+        <w:ind w:left="720" w:hanging="360"/>
+      </w:pPr>
+      <w:rPr>
+        <w:rFonts w:hint="default" w:ascii="Aptos" w:hAnsi="Aptos"/>
+      </w:rPr>
+    </w:lvl>
+    <w:lvl xmlns:w="http://schemas.openxmlformats.org/wordprocessingml/2006/main" w:ilvl="1">
+      <w:start w:val="1"/>
+      <w:numFmt w:val="bullet"/>
+      <w:lvlText w:val="o"/>
+      <w:lvlJc w:val="left"/>
+      <w:pPr>
+        <w:ind w:left="1440" w:hanging="360"/>
+      </w:pPr>
+      <w:rPr>
+        <w:rFonts w:hint="default" w:ascii="Courier New" w:hAnsi="Courier New"/>
+      </w:rPr>
+    </w:lvl>
+    <w:lvl xmlns:w="http://schemas.openxmlformats.org/wordprocessingml/2006/main" w:ilvl="2">
+      <w:start w:val="1"/>
+      <w:numFmt w:val="bullet"/>
+      <w:lvlText w:val=""/>
+      <w:lvlJc w:val="left"/>
+      <w:pPr>
+        <w:ind w:left="2160" w:hanging="360"/>
+      </w:pPr>
+      <w:rPr>
+        <w:rFonts w:hint="default" w:ascii="Wingdings" w:hAnsi="Wingdings"/>
+      </w:rPr>
+    </w:lvl>
+    <w:lvl xmlns:w="http://schemas.openxmlformats.org/wordprocessingml/2006/main" w:ilvl="3">
+      <w:start w:val="1"/>
+      <w:numFmt w:val="bullet"/>
+      <w:lvlText w:val=""/>
+      <w:lvlJc w:val="left"/>
+      <w:pPr>
+        <w:ind w:left="2880" w:hanging="360"/>
+      </w:pPr>
+      <w:rPr>
+        <w:rFonts w:hint="default" w:ascii="Symbol" w:hAnsi="Symbol"/>
+      </w:rPr>
+    </w:lvl>
+    <w:lvl xmlns:w="http://schemas.openxmlformats.org/wordprocessingml/2006/main" w:ilvl="4">
+      <w:start w:val="1"/>
+      <w:numFmt w:val="bullet"/>
+      <w:lvlText w:val="o"/>
+      <w:lvlJc w:val="left"/>
+      <w:pPr>
+        <w:ind w:left="3600" w:hanging="360"/>
+      </w:pPr>
+      <w:rPr>
+        <w:rFonts w:hint="default" w:ascii="Courier New" w:hAnsi="Courier New"/>
+      </w:rPr>
+    </w:lvl>
+    <w:lvl xmlns:w="http://schemas.openxmlformats.org/wordprocessingml/2006/main" w:ilvl="5">
+      <w:start w:val="1"/>
+      <w:numFmt w:val="bullet"/>
+      <w:lvlText w:val=""/>
+      <w:lvlJc w:val="left"/>
+      <w:pPr>
+        <w:ind w:left="4320" w:hanging="360"/>
+      </w:pPr>
+      <w:rPr>
+        <w:rFonts w:hint="default" w:ascii="Wingdings" w:hAnsi="Wingdings"/>
+      </w:rPr>
+    </w:lvl>
+    <w:lvl xmlns:w="http://schemas.openxmlformats.org/wordprocessingml/2006/main" w:ilvl="6">
+      <w:start w:val="1"/>
+      <w:numFmt w:val="bullet"/>
+      <w:lvlText w:val=""/>
+      <w:lvlJc w:val="left"/>
+      <w:pPr>
+        <w:ind w:left="5040" w:hanging="360"/>
+      </w:pPr>
+      <w:rPr>
+        <w:rFonts w:hint="default" w:ascii="Symbol" w:hAnsi="Symbol"/>
+      </w:rPr>
+    </w:lvl>
+    <w:lvl xmlns:w="http://schemas.openxmlformats.org/wordprocessingml/2006/main" w:ilvl="7">
+      <w:start w:val="1"/>
+      <w:numFmt w:val="bullet"/>
+      <w:lvlText w:val="o"/>
+      <w:lvlJc w:val="left"/>
+      <w:pPr>
+        <w:ind w:left="5760" w:hanging="360"/>
+      </w:pPr>
+      <w:rPr>
+        <w:rFonts w:hint="default" w:ascii="Courier New" w:hAnsi="Courier New"/>
+      </w:rPr>
+    </w:lvl>
+    <w:lvl xmlns:w="http://schemas.openxmlformats.org/wordprocessingml/2006/main" w:ilvl="8">
+      <w:start w:val="1"/>
+      <w:numFmt w:val="bullet"/>
+      <w:lvlText w:val=""/>
+      <w:lvlJc w:val="left"/>
+      <w:pPr>
+        <w:ind w:left="6480" w:hanging="360"/>
+      </w:pPr>
+      <w:rPr>
+        <w:rFonts w:hint="default" w:ascii="Wingdings" w:hAnsi="Wingdings"/>
+      </w:rPr>
+    </w:lvl>
+  </w:abstractNum>
   <w:abstractNum xmlns:w="http://schemas.openxmlformats.org/wordprocessingml/2006/main" w:abstractNumId="1">
     <w:nsid w:val="1e03072a"/>
     <w:multiLevelType xmlns:w="http://schemas.openxmlformats.org/wordprocessingml/2006/main" w:val="hybridMultilevel"/>
@@ -1407,6 +1820,9 @@
       </w:pPr>
     </w:lvl>
   </w:abstractNum>
+  <w:num w:numId="3">
+    <w:abstractNumId w:val="2"/>
+  </w:num>
   <w:num w:numId="2">
     <w:abstractNumId w:val="1"/>
   </w:num>
